--- a/cahier-des-charges-v3 (1).docx
+++ b/cahier-des-charges-v3 (1).docx
@@ -562,19 +562,6 @@
           <w:szCs w:val="22"/>
         </w:rPr>
         <w:t xml:space="preserve">10. Risks</w:t>
-      </w:r>
-    </w:p>
-    <w:p>
-      <w:pPr>
-        <w:spacing w:after="140"/>
-      </w:pPr>
-      <w:r>
-        <w:rPr>
-          <w:rFonts w:ascii="Calibri" w:cs="Calibri" w:eastAsia="Calibri" w:hAnsi="Calibri"/>
-          <w:sz w:val="22"/>
-          <w:szCs w:val="22"/>
-        </w:rPr>
-        <w:t xml:space="preserve">11. Evolution from the Initial GitHub Actions Design</w:t>
       </w:r>
     </w:p>
     <w:p>
@@ -4544,7 +4531,7 @@
           <w:sz w:val="23"/>
           <w:szCs w:val="23"/>
         </w:rPr>
-        <w:t xml:space="preserve">6.1 WSO2 Micro Integrator (MI)</w:t>
+        <w:t xml:space="preserve">6.2 Apache Maven</w:t>
       </w:r>
     </w:p>
     <w:tbl>
@@ -4665,7 +4652,7 @@
                 <w:sz w:val="20"/>
                 <w:szCs w:val="20"/>
               </w:rPr>
-              <w:t xml:space="preserve">WSO2 Micro Integrator (MI)</w:t>
+              <w:t xml:space="preserve">Apache Maven</w:t>
             </w:r>
           </w:p>
         </w:tc>
@@ -4689,7 +4676,7 @@
                 <w:sz w:val="20"/>
                 <w:szCs w:val="20"/>
               </w:rPr>
-              <w:t xml:space="preserve">An open-source, lightweight integration runtime for building APIs, proxy services, and message-mediation flows using a configuration-driven (low-code) approach.</w:t>
+              <w:t xml:space="preserve">A build automation and dependency management tool for Java projects, based on a Project Object Model (POM).</w:t>
             </w:r>
           </w:p>
         </w:tc>
@@ -4713,7 +4700,7 @@
                 <w:sz w:val="20"/>
                 <w:szCs w:val="20"/>
               </w:rPr>
-              <w:t xml:space="preserve">WSO2 MI is the runtime bundled inside each API's Docker image; it loads the deployed CAR file at container startup and exposes the resulting API endpoints.</w:t>
+              <w:t xml:space="preserve">Maven compiles, validates, and packages each API's project, producing the CAR file that is copied into that API's Docker image during the Jenkins build stage.</w:t>
             </w:r>
           </w:p>
         </w:tc>
@@ -4826,7 +4813,7 @@
                 <w:sz w:val="20"/>
                 <w:szCs w:val="20"/>
               </w:rPr>
-              <w:t xml:space="preserve">Why WSO2 Micro Integrator (MI) was preferred</w:t>
+              <w:t xml:space="preserve">Why Apache Maven was preferred</w:t>
             </w:r>
           </w:p>
         </w:tc>
@@ -4852,7 +4839,7 @@
                 <w:sz w:val="20"/>
                 <w:szCs w:val="20"/>
               </w:rPr>
-              <w:t xml:space="preserve">WSO2 Enterprise Integrator</w:t>
+              <w:t xml:space="preserve">Gradle</w:t>
             </w:r>
           </w:p>
         </w:tc>
@@ -4876,7 +4863,7 @@
                 <w:sz w:val="20"/>
                 <w:szCs w:val="20"/>
               </w:rPr>
-              <w:t xml:space="preserve">Clustering-oriented architecture with a heavier runtime footprint.</w:t>
+              <w:t xml:space="preserve">Faster incremental builds; more flexible, script-based configuration.</w:t>
             </w:r>
           </w:p>
         </w:tc>
@@ -4900,155 +4887,7 @@
                 <w:sz w:val="20"/>
                 <w:szCs w:val="20"/>
               </w:rPr>
-              <w:t xml:space="preserve">WSO2 MI's lighter, non-clustering design produces a smaller image and faster startup — an advantage when every API ships as its own container.</w:t>
-            </w:r>
-          </w:p>
-        </w:tc>
-      </w:tr>
-      <w:tr>
-        <w:tc>
-          <w:tcPr>
-            <w:tcW w:type="dxa" w:w="2120"/>
-            <w:tcMar>
-              <w:top w:type="dxa" w:w="80"/>
-              <w:left w:type="dxa" w:w="100"/>
-              <w:bottom w:type="dxa" w:w="80"/>
-              <w:right w:type="dxa" w:w="100"/>
-            </w:tcMar>
-            <w:vAlign w:val="center"/>
-          </w:tcPr>
-          <w:p>
-            <w:r>
-              <w:rPr>
-                <w:rFonts w:ascii="Calibri" w:cs="Calibri" w:eastAsia="Calibri" w:hAnsi="Calibri"/>
-                <w:b w:val="false"/>
-                <w:bCs w:val="false"/>
-                <w:sz w:val="20"/>
-                <w:szCs w:val="20"/>
-              </w:rPr>
-              <w:t xml:space="preserve">MuleSoft</w:t>
-            </w:r>
-          </w:p>
-        </w:tc>
-        <w:tc>
-          <w:tcPr>
-            <w:tcW w:type="dxa" w:w="3277"/>
-            <w:tcMar>
-              <w:top w:type="dxa" w:w="80"/>
-              <w:left w:type="dxa" w:w="100"/>
-              <w:bottom w:type="dxa" w:w="80"/>
-              <w:right w:type="dxa" w:w="100"/>
-            </w:tcMar>
-            <w:vAlign w:val="center"/>
-          </w:tcPr>
-          <w:p>
-            <w:r>
-              <w:rPr>
-                <w:rFonts w:ascii="Calibri" w:cs="Calibri" w:eastAsia="Calibri" w:hAnsi="Calibri"/>
-                <w:b w:val="false"/>
-                <w:bCs w:val="false"/>
-                <w:sz w:val="20"/>
-                <w:szCs w:val="20"/>
-              </w:rPr>
-              <w:t xml:space="preserve">Commercial integration platform with per-node licensing fees.</w:t>
-            </w:r>
-          </w:p>
-        </w:tc>
-        <w:tc>
-          <w:tcPr>
-            <w:tcW w:type="dxa" w:w="4241"/>
-            <w:tcMar>
-              <w:top w:type="dxa" w:w="80"/>
-              <w:left w:type="dxa" w:w="100"/>
-              <w:bottom w:type="dxa" w:w="80"/>
-              <w:right w:type="dxa" w:w="100"/>
-            </w:tcMar>
-            <w:vAlign w:val="center"/>
-          </w:tcPr>
-          <w:p>
-            <w:r>
-              <w:rPr>
-                <w:rFonts w:ascii="Calibri" w:cs="Calibri" w:eastAsia="Calibri" w:hAnsi="Calibri"/>
-                <w:b w:val="false"/>
-                <w:bCs w:val="false"/>
-                <w:sz w:val="20"/>
-                <w:szCs w:val="20"/>
-              </w:rPr>
-              <w:t xml:space="preserve">WSO2 MI is open-source, removing recurring licensing cost.</w:t>
-            </w:r>
-          </w:p>
-        </w:tc>
-      </w:tr>
-      <w:tr>
-        <w:tc>
-          <w:tcPr>
-            <w:tcW w:type="dxa" w:w="2120"/>
-            <w:tcMar>
-              <w:top w:type="dxa" w:w="80"/>
-              <w:left w:type="dxa" w:w="100"/>
-              <w:bottom w:type="dxa" w:w="80"/>
-              <w:right w:type="dxa" w:w="100"/>
-            </w:tcMar>
-            <w:vAlign w:val="center"/>
-          </w:tcPr>
-          <w:p>
-            <w:r>
-              <w:rPr>
-                <w:rFonts w:ascii="Calibri" w:cs="Calibri" w:eastAsia="Calibri" w:hAnsi="Calibri"/>
-                <w:b w:val="false"/>
-                <w:bCs w:val="false"/>
-                <w:sz w:val="20"/>
-                <w:szCs w:val="20"/>
-              </w:rPr>
-              <w:t xml:space="preserve">Apache Camel</w:t>
-            </w:r>
-          </w:p>
-        </w:tc>
-        <w:tc>
-          <w:tcPr>
-            <w:tcW w:type="dxa" w:w="3277"/>
-            <w:tcMar>
-              <w:top w:type="dxa" w:w="80"/>
-              <w:left w:type="dxa" w:w="100"/>
-              <w:bottom w:type="dxa" w:w="80"/>
-              <w:right w:type="dxa" w:w="100"/>
-            </w:tcMar>
-            <w:vAlign w:val="center"/>
-          </w:tcPr>
-          <w:p>
-            <w:r>
-              <w:rPr>
-                <w:rFonts w:ascii="Calibri" w:cs="Calibri" w:eastAsia="Calibri" w:hAnsi="Calibri"/>
-                <w:b w:val="false"/>
-                <w:bCs w:val="false"/>
-                <w:sz w:val="20"/>
-                <w:szCs w:val="20"/>
-              </w:rPr>
-              <w:t xml:space="preserve">Code-first Java integration framework; mediation logic is written, not configured.</w:t>
-            </w:r>
-          </w:p>
-        </w:tc>
-        <w:tc>
-          <w:tcPr>
-            <w:tcW w:type="dxa" w:w="4241"/>
-            <w:tcMar>
-              <w:top w:type="dxa" w:w="80"/>
-              <w:left w:type="dxa" w:w="100"/>
-              <w:bottom w:type="dxa" w:w="80"/>
-              <w:right w:type="dxa" w:w="100"/>
-            </w:tcMar>
-            <w:vAlign w:val="center"/>
-          </w:tcPr>
-          <w:p>
-            <w:r>
-              <w:rPr>
-                <w:rFonts w:ascii="Calibri" w:cs="Calibri" w:eastAsia="Calibri" w:hAnsi="Calibri"/>
-                <w:b w:val="false"/>
-                <w:bCs w:val="false"/>
-                <w:sz w:val="20"/>
-                <w:szCs w:val="20"/>
-              </w:rPr>
-              <w:t xml:space="preserve">WSO2 MI's configuration-driven model has a lower learning curve, and its Maven plugin (car-maven-plugin) produces the CAR packaging this project standardizes on.</w:t>
+              <w:t xml:space="preserve">Gradle has no equivalent to car-maven-plugin, so packaging WSO2 MI artifacts would require an unsupported custom build step.</w:t>
             </w:r>
           </w:p>
         </w:tc>
@@ -5067,7 +4906,7 @@
           <w:sz w:val="23"/>
           <w:szCs w:val="23"/>
         </w:rPr>
-        <w:t xml:space="preserve">6.2 Apache Maven</w:t>
+        <w:t xml:space="preserve">6.3 Git and GitHub</w:t>
       </w:r>
     </w:p>
     <w:tbl>
@@ -5188,7 +5027,7 @@
                 <w:sz w:val="20"/>
                 <w:szCs w:val="20"/>
               </w:rPr>
-              <w:t xml:space="preserve">Apache Maven</w:t>
+              <w:t xml:space="preserve">Git / GitHub</w:t>
             </w:r>
           </w:p>
         </w:tc>
@@ -5212,7 +5051,7 @@
                 <w:sz w:val="20"/>
                 <w:szCs w:val="20"/>
               </w:rPr>
-              <w:t xml:space="preserve">A build automation and dependency management tool for Java projects, based on a Project Object Model (POM).</w:t>
+              <w:t xml:space="preserve">Git is the distributed version control system tracking source history; GitHub is the platform hosting the repository, pull requests, and webhook delivery.</w:t>
             </w:r>
           </w:p>
         </w:tc>
@@ -5236,7 +5075,195 @@
                 <w:sz w:val="20"/>
                 <w:szCs w:val="20"/>
               </w:rPr>
-              <w:t xml:space="preserve">Maven compiles, validates, and packages each API's project, producing the CAR file that is copied into that API's Docker image during the Jenkins build stage.</w:t>
+              <w:t xml:space="preserve">GitHub remains the source of truth and the trigger source for the pipeline: it hosts the monorepo, hosts pull-request review, and delivers push/PR events to Jenkins as webhooks. It is no longer the CI/CD execution engine — that role moved to Jenkins (see Section 11).</w:t>
+            </w:r>
+          </w:p>
+        </w:tc>
+      </w:tr>
+    </w:tbl>
+    <w:p>
+      <w:pPr>
+        <w:pStyle w:val="Heading3"/>
+        <w:spacing w:after="120" w:before="200"/>
+      </w:pPr>
+      <w:r>
+        <w:rPr>
+          <w:rFonts w:ascii="Calibri" w:cs="Calibri" w:eastAsia="Calibri" w:hAnsi="Calibri"/>
+          <w:b/>
+          <w:bCs/>
+          <w:sz w:val="23"/>
+          <w:szCs w:val="23"/>
+        </w:rPr>
+        <w:t xml:space="preserve">6.4 Jenkins (Multibranch Pipeline)</w:t>
+      </w:r>
+    </w:p>
+    <w:tbl>
+      <w:tblPr>
+        <w:tblW w:type="dxa" w:w="9638"/>
+        <w:tblBorders>
+          <w:top w:val="single" w:color="BFBFBF" w:sz="4"/>
+          <w:left w:val="single" w:color="BFBFBF" w:sz="4"/>
+          <w:bottom w:val="single" w:color="BFBFBF" w:sz="4"/>
+          <w:right w:val="single" w:color="BFBFBF" w:sz="4"/>
+          <w:insideH w:val="single" w:color="auto" w:sz="4"/>
+          <w:insideV w:val="single" w:color="auto" w:sz="4"/>
+        </w:tblBorders>
+      </w:tblPr>
+      <w:tblGrid>
+        <w:gridCol w:w="1735"/>
+        <w:gridCol w:w="3952"/>
+        <w:gridCol w:w="3952"/>
+      </w:tblGrid>
+      <w:tr>
+        <w:trPr>
+          <w:tblHeader/>
+        </w:trPr>
+        <w:tc>
+          <w:tcPr>
+            <w:tcW w:type="dxa" w:w="1735"/>
+            <w:shd w:fill="D9E2F3" w:val="clear"/>
+            <w:tcMar>
+              <w:top w:type="dxa" w:w="80"/>
+              <w:left w:type="dxa" w:w="100"/>
+              <w:bottom w:type="dxa" w:w="80"/>
+              <w:right w:type="dxa" w:w="100"/>
+            </w:tcMar>
+            <w:vAlign w:val="center"/>
+          </w:tcPr>
+          <w:p>
+            <w:r>
+              <w:rPr>
+                <w:rFonts w:ascii="Calibri" w:cs="Calibri" w:eastAsia="Calibri" w:hAnsi="Calibri"/>
+                <w:b/>
+                <w:bCs/>
+                <w:sz w:val="20"/>
+                <w:szCs w:val="20"/>
+              </w:rPr>
+              <w:t xml:space="preserve">Technology</w:t>
+            </w:r>
+          </w:p>
+        </w:tc>
+        <w:tc>
+          <w:tcPr>
+            <w:tcW w:type="dxa" w:w="3952"/>
+            <w:shd w:fill="D9E2F3" w:val="clear"/>
+            <w:tcMar>
+              <w:top w:type="dxa" w:w="80"/>
+              <w:left w:type="dxa" w:w="100"/>
+              <w:bottom w:type="dxa" w:w="80"/>
+              <w:right w:type="dxa" w:w="100"/>
+            </w:tcMar>
+            <w:vAlign w:val="center"/>
+          </w:tcPr>
+          <w:p>
+            <w:r>
+              <w:rPr>
+                <w:rFonts w:ascii="Calibri" w:cs="Calibri" w:eastAsia="Calibri" w:hAnsi="Calibri"/>
+                <w:b/>
+                <w:bCs/>
+                <w:sz w:val="20"/>
+                <w:szCs w:val="20"/>
+              </w:rPr>
+              <w:t xml:space="preserve">What is it?</w:t>
+            </w:r>
+          </w:p>
+        </w:tc>
+        <w:tc>
+          <w:tcPr>
+            <w:tcW w:type="dxa" w:w="3952"/>
+            <w:shd w:fill="D9E2F3" w:val="clear"/>
+            <w:tcMar>
+              <w:top w:type="dxa" w:w="80"/>
+              <w:left w:type="dxa" w:w="100"/>
+              <w:bottom w:type="dxa" w:w="80"/>
+              <w:right w:type="dxa" w:w="100"/>
+            </w:tcMar>
+            <w:vAlign w:val="center"/>
+          </w:tcPr>
+          <w:p>
+            <w:r>
+              <w:rPr>
+                <w:rFonts w:ascii="Calibri" w:cs="Calibri" w:eastAsia="Calibri" w:hAnsi="Calibri"/>
+                <w:b/>
+                <w:bCs/>
+                <w:sz w:val="20"/>
+                <w:szCs w:val="20"/>
+              </w:rPr>
+              <w:t xml:space="preserve">Role in the project</w:t>
+            </w:r>
+          </w:p>
+        </w:tc>
+      </w:tr>
+      <w:tr>
+        <w:tc>
+          <w:tcPr>
+            <w:tcW w:type="dxa" w:w="1735"/>
+            <w:tcMar>
+              <w:top w:type="dxa" w:w="80"/>
+              <w:left w:type="dxa" w:w="100"/>
+              <w:bottom w:type="dxa" w:w="80"/>
+              <w:right w:type="dxa" w:w="100"/>
+            </w:tcMar>
+            <w:vAlign w:val="center"/>
+          </w:tcPr>
+          <w:p>
+            <w:r>
+              <w:rPr>
+                <w:rFonts w:ascii="Calibri" w:cs="Calibri" w:eastAsia="Calibri" w:hAnsi="Calibri"/>
+                <w:b w:val="false"/>
+                <w:bCs w:val="false"/>
+                <w:sz w:val="20"/>
+                <w:szCs w:val="20"/>
+              </w:rPr>
+              <w:t xml:space="preserve">Jenkins</w:t>
+            </w:r>
+          </w:p>
+        </w:tc>
+        <w:tc>
+          <w:tcPr>
+            <w:tcW w:type="dxa" w:w="3952"/>
+            <w:tcMar>
+              <w:top w:type="dxa" w:w="80"/>
+              <w:left w:type="dxa" w:w="100"/>
+              <w:bottom w:type="dxa" w:w="80"/>
+              <w:right w:type="dxa" w:w="100"/>
+            </w:tcMar>
+            <w:vAlign w:val="center"/>
+          </w:tcPr>
+          <w:p>
+            <w:r>
+              <w:rPr>
+                <w:rFonts w:ascii="Calibri" w:cs="Calibri" w:eastAsia="Calibri" w:hAnsi="Calibri"/>
+                <w:b w:val="false"/>
+                <w:bCs w:val="false"/>
+                <w:sz w:val="20"/>
+                <w:szCs w:val="20"/>
+              </w:rPr>
+              <w:t xml:space="preserve">A self-hosted automation server. Configured here as a Multibranch Pipeline job, which automatically discovers branches and pull requests in the GitHub repository and runs the same Jenkinsfile against each, with branch-appropriate logic.</w:t>
+            </w:r>
+          </w:p>
+        </w:tc>
+        <w:tc>
+          <w:tcPr>
+            <w:tcW w:type="dxa" w:w="3952"/>
+            <w:tcMar>
+              <w:top w:type="dxa" w:w="80"/>
+              <w:left w:type="dxa" w:w="100"/>
+              <w:bottom w:type="dxa" w:w="80"/>
+              <w:right w:type="dxa" w:w="100"/>
+            </w:tcMar>
+            <w:vAlign w:val="center"/>
+          </w:tcPr>
+          <w:p>
+            <w:r>
+              <w:rPr>
+                <w:rFonts w:ascii="Calibri" w:cs="Calibri" w:eastAsia="Calibri" w:hAnsi="Calibri"/>
+                <w:b w:val="false"/>
+                <w:bCs w:val="false"/>
+                <w:sz w:val="20"/>
+                <w:szCs w:val="20"/>
+              </w:rPr>
+              <w:t xml:space="preserve">Jenkins is the CI/CD execution engine: it receives GitHub's webhook calls, checks out the affected branch or PR, runs changed-API detection, and orchestrates validation, build, deployment, and smoke testing according to the branch rules in Section 8.</w:t>
             </w:r>
           </w:p>
         </w:tc>
@@ -5349,7 +5376,7 @@
                 <w:sz w:val="20"/>
                 <w:szCs w:val="20"/>
               </w:rPr>
-              <w:t xml:space="preserve">Why Apache Maven was preferred</w:t>
+              <w:t xml:space="preserve">Why Jenkins was preferred</w:t>
             </w:r>
           </w:p>
         </w:tc>
@@ -5375,7 +5402,7 @@
                 <w:sz w:val="20"/>
                 <w:szCs w:val="20"/>
               </w:rPr>
-              <w:t xml:space="preserve">Gradle</w:t>
+              <w:t xml:space="preserve">GitHub Actions (previous design)</w:t>
             </w:r>
           </w:p>
         </w:tc>
@@ -5399,7 +5426,7 @@
                 <w:sz w:val="20"/>
                 <w:szCs w:val="20"/>
               </w:rPr>
-              <w:t xml:space="preserve">Faster incremental builds; more flexible, script-based configuration.</w:t>
+              <w:t xml:space="preserve">Native GitHub-hosted CI/CD, triggered directly by repository events, no separate server to operate.</w:t>
             </w:r>
           </w:p>
         </w:tc>
@@ -5423,7 +5450,81 @@
                 <w:sz w:val="20"/>
                 <w:szCs w:val="20"/>
               </w:rPr>
-              <w:t xml:space="preserve">Gradle has no equivalent to car-maven-plugin, so packaging WSO2 MI artifacts would require an unsupported custom build step.</w:t>
+              <w:t xml:space="preserve">The organization's CI/CD direction moved to a Jenkins-controlled environment mid-project; Jenkins gives the organization a self-hosted, centrally administered automation server instead of relying on GitHub's own hosted runners. See Section 11 for the full rationale.</w:t>
+            </w:r>
+          </w:p>
+        </w:tc>
+      </w:tr>
+      <w:tr>
+        <w:tc>
+          <w:tcPr>
+            <w:tcW w:type="dxa" w:w="2120"/>
+            <w:tcMar>
+              <w:top w:type="dxa" w:w="80"/>
+              <w:left w:type="dxa" w:w="100"/>
+              <w:bottom w:type="dxa" w:w="80"/>
+              <w:right w:type="dxa" w:w="100"/>
+            </w:tcMar>
+            <w:vAlign w:val="center"/>
+          </w:tcPr>
+          <w:p>
+            <w:r>
+              <w:rPr>
+                <w:rFonts w:ascii="Calibri" w:cs="Calibri" w:eastAsia="Calibri" w:hAnsi="Calibri"/>
+                <w:b w:val="false"/>
+                <w:bCs w:val="false"/>
+                <w:sz w:val="20"/>
+                <w:szCs w:val="20"/>
+              </w:rPr>
+              <w:t xml:space="preserve">GitLab CI/CD, CircleCI</w:t>
+            </w:r>
+          </w:p>
+        </w:tc>
+        <w:tc>
+          <w:tcPr>
+            <w:tcW w:type="dxa" w:w="3277"/>
+            <w:tcMar>
+              <w:top w:type="dxa" w:w="80"/>
+              <w:left w:type="dxa" w:w="100"/>
+              <w:bottom w:type="dxa" w:w="80"/>
+              <w:right w:type="dxa" w:w="100"/>
+            </w:tcMar>
+            <w:vAlign w:val="center"/>
+          </w:tcPr>
+          <w:p>
+            <w:r>
+              <w:rPr>
+                <w:rFonts w:ascii="Calibri" w:cs="Calibri" w:eastAsia="Calibri" w:hAnsi="Calibri"/>
+                <w:b w:val="false"/>
+                <w:bCs w:val="false"/>
+                <w:sz w:val="20"/>
+                <w:szCs w:val="20"/>
+              </w:rPr>
+              <w:t xml:space="preserve">Comparable pipeline engines, each tied to their own hosting platform or requiring a separate managed account.</w:t>
+            </w:r>
+          </w:p>
+        </w:tc>
+        <w:tc>
+          <w:tcPr>
+            <w:tcW w:type="dxa" w:w="4241"/>
+            <w:tcMar>
+              <w:top w:type="dxa" w:w="80"/>
+              <w:left w:type="dxa" w:w="100"/>
+              <w:bottom w:type="dxa" w:w="80"/>
+              <w:right w:type="dxa" w:w="100"/>
+            </w:tcMar>
+            <w:vAlign w:val="center"/>
+          </w:tcPr>
+          <w:p>
+            <w:r>
+              <w:rPr>
+                <w:rFonts w:ascii="Calibri" w:cs="Calibri" w:eastAsia="Calibri" w:hAnsi="Calibri"/>
+                <w:b w:val="false"/>
+                <w:bCs w:val="false"/>
+                <w:sz w:val="20"/>
+                <w:szCs w:val="20"/>
+              </w:rPr>
+              <w:t xml:space="preserve">Neither matches the organization's decision to standardize on a self-hosted Jenkins server while keeping GitHub purely as source control.</w:t>
             </w:r>
           </w:p>
         </w:tc>
@@ -5442,7 +5543,7 @@
           <w:sz w:val="23"/>
           <w:szCs w:val="23"/>
         </w:rPr>
-        <w:t xml:space="preserve">6.3 Git and GitHub</w:t>
+        <w:t xml:space="preserve">6.5 GitHub Webhooks</w:t>
       </w:r>
     </w:p>
     <w:tbl>
@@ -5563,7 +5664,7 @@
                 <w:sz w:val="20"/>
                 <w:szCs w:val="20"/>
               </w:rPr>
-              <w:t xml:space="preserve">Git / GitHub</w:t>
+              <w:t xml:space="preserve">GitHub Webhooks</w:t>
             </w:r>
           </w:p>
         </w:tc>
@@ -5587,7 +5688,7 @@
                 <w:sz w:val="20"/>
                 <w:szCs w:val="20"/>
               </w:rPr>
-              <w:t xml:space="preserve">Git is the distributed version control system tracking source history; GitHub is the platform hosting the repository, pull requests, and webhook delivery.</w:t>
+              <w:t xml:space="preserve">A GitHub repository feature that sends an HTTP POST to a configured URL whenever specified events occur — here, push and pull request events, delivered to Jenkins' /github-webhook/ endpoint.</w:t>
             </w:r>
           </w:p>
         </w:tc>
@@ -5611,7 +5712,194 @@
                 <w:sz w:val="20"/>
                 <w:szCs w:val="20"/>
               </w:rPr>
-              <w:t xml:space="preserve">GitHub remains the source of truth and the trigger source for the pipeline: it hosts the monorepo, hosts pull-request review, and delivers push/PR events to Jenkins as webhooks. It is no longer the CI/CD execution engine — that role moved to Jenkins (see Section 11).</w:t>
+              <w:t xml:space="preserve">Webhooks are what actually starts a Jenkins run: GitHub notifies Jenkins the moment code is pushed or a pull request is opened or updated, so no one has to trigger a build by hand and no polling delay is introduced.</w:t>
+            </w:r>
+          </w:p>
+        </w:tc>
+      </w:tr>
+    </w:tbl>
+    <w:p>
+      <w:pPr>
+        <w:spacing w:after="100" w:before="160"/>
+      </w:pPr>
+      <w:r>
+        <w:rPr>
+          <w:rFonts w:ascii="Calibri" w:cs="Calibri" w:eastAsia="Calibri" w:hAnsi="Calibri"/>
+          <w:b/>
+          <w:bCs/>
+          <w:sz w:val="21"/>
+          <w:szCs w:val="21"/>
+        </w:rPr>
+        <w:t xml:space="preserve">Why was it selected?</w:t>
+      </w:r>
+    </w:p>
+    <w:tbl>
+      <w:tblPr>
+        <w:tblW w:type="dxa" w:w="9638"/>
+        <w:tblBorders>
+          <w:top w:val="single" w:color="BFBFBF" w:sz="4"/>
+          <w:left w:val="single" w:color="BFBFBF" w:sz="4"/>
+          <w:bottom w:val="single" w:color="BFBFBF" w:sz="4"/>
+          <w:right w:val="single" w:color="BFBFBF" w:sz="4"/>
+          <w:insideH w:val="single" w:color="auto" w:sz="4"/>
+          <w:insideV w:val="single" w:color="auto" w:sz="4"/>
+        </w:tblBorders>
+      </w:tblPr>
+      <w:tblGrid>
+        <w:gridCol w:w="2120"/>
+        <w:gridCol w:w="3277"/>
+        <w:gridCol w:w="4241"/>
+      </w:tblGrid>
+      <w:tr>
+        <w:trPr>
+          <w:tblHeader/>
+        </w:trPr>
+        <w:tc>
+          <w:tcPr>
+            <w:tcW w:type="dxa" w:w="2120"/>
+            <w:shd w:fill="D9E2F3" w:val="clear"/>
+            <w:tcMar>
+              <w:top w:type="dxa" w:w="80"/>
+              <w:left w:type="dxa" w:w="100"/>
+              <w:bottom w:type="dxa" w:w="80"/>
+              <w:right w:type="dxa" w:w="100"/>
+            </w:tcMar>
+            <w:vAlign w:val="center"/>
+          </w:tcPr>
+          <w:p>
+            <w:r>
+              <w:rPr>
+                <w:rFonts w:ascii="Calibri" w:cs="Calibri" w:eastAsia="Calibri" w:hAnsi="Calibri"/>
+                <w:b/>
+                <w:bCs/>
+                <w:sz w:val="20"/>
+                <w:szCs w:val="20"/>
+              </w:rPr>
+              <w:t xml:space="preserve">Alternative considered</w:t>
+            </w:r>
+          </w:p>
+        </w:tc>
+        <w:tc>
+          <w:tcPr>
+            <w:tcW w:type="dxa" w:w="3277"/>
+            <w:shd w:fill="D9E2F3" w:val="clear"/>
+            <w:tcMar>
+              <w:top w:type="dxa" w:w="80"/>
+              <w:left w:type="dxa" w:w="100"/>
+              <w:bottom w:type="dxa" w:w="80"/>
+              <w:right w:type="dxa" w:w="100"/>
+            </w:tcMar>
+            <w:vAlign w:val="center"/>
+          </w:tcPr>
+          <w:p>
+            <w:r>
+              <w:rPr>
+                <w:rFonts w:ascii="Calibri" w:cs="Calibri" w:eastAsia="Calibri" w:hAnsi="Calibri"/>
+                <w:b/>
+                <w:bCs/>
+                <w:sz w:val="20"/>
+                <w:szCs w:val="20"/>
+              </w:rPr>
+              <w:t xml:space="preserve">How it compares</w:t>
+            </w:r>
+          </w:p>
+        </w:tc>
+        <w:tc>
+          <w:tcPr>
+            <w:tcW w:type="dxa" w:w="4241"/>
+            <w:shd w:fill="D9E2F3" w:val="clear"/>
+            <w:tcMar>
+              <w:top w:type="dxa" w:w="80"/>
+              <w:left w:type="dxa" w:w="100"/>
+              <w:bottom w:type="dxa" w:w="80"/>
+              <w:right w:type="dxa" w:w="100"/>
+            </w:tcMar>
+            <w:vAlign w:val="center"/>
+          </w:tcPr>
+          <w:p>
+            <w:r>
+              <w:rPr>
+                <w:rFonts w:ascii="Calibri" w:cs="Calibri" w:eastAsia="Calibri" w:hAnsi="Calibri"/>
+                <w:b/>
+                <w:bCs/>
+                <w:sz w:val="20"/>
+                <w:szCs w:val="20"/>
+              </w:rPr>
+              <w:t xml:space="preserve">Why GitHub Webhooks was preferred</w:t>
+            </w:r>
+          </w:p>
+        </w:tc>
+      </w:tr>
+      <w:tr>
+        <w:tc>
+          <w:tcPr>
+            <w:tcW w:type="dxa" w:w="2120"/>
+            <w:tcMar>
+              <w:top w:type="dxa" w:w="80"/>
+              <w:left w:type="dxa" w:w="100"/>
+              <w:bottom w:type="dxa" w:w="80"/>
+              <w:right w:type="dxa" w:w="100"/>
+            </w:tcMar>
+            <w:vAlign w:val="center"/>
+          </w:tcPr>
+          <w:p>
+            <w:r>
+              <w:rPr>
+                <w:rFonts w:ascii="Calibri" w:cs="Calibri" w:eastAsia="Calibri" w:hAnsi="Calibri"/>
+                <w:b w:val="false"/>
+                <w:bCs w:val="false"/>
+                <w:sz w:val="20"/>
+                <w:szCs w:val="20"/>
+              </w:rPr>
+              <w:t xml:space="preserve">Jenkins SCM polling</w:t>
+            </w:r>
+          </w:p>
+        </w:tc>
+        <w:tc>
+          <w:tcPr>
+            <w:tcW w:type="dxa" w:w="3277"/>
+            <w:tcMar>
+              <w:top w:type="dxa" w:w="80"/>
+              <w:left w:type="dxa" w:w="100"/>
+              <w:bottom w:type="dxa" w:w="80"/>
+              <w:right w:type="dxa" w:w="100"/>
+            </w:tcMar>
+            <w:vAlign w:val="center"/>
+          </w:tcPr>
+          <w:p>
+            <w:r>
+              <w:rPr>
+                <w:rFonts w:ascii="Calibri" w:cs="Calibri" w:eastAsia="Calibri" w:hAnsi="Calibri"/>
+                <w:b w:val="false"/>
+                <w:bCs w:val="false"/>
+                <w:sz w:val="20"/>
+                <w:szCs w:val="20"/>
+              </w:rPr>
+              <w:t xml:space="preserve">Jenkins periodically checks GitHub for changes on a fixed interval instead of being notified.</w:t>
+            </w:r>
+          </w:p>
+        </w:tc>
+        <w:tc>
+          <w:tcPr>
+            <w:tcW w:type="dxa" w:w="4241"/>
+            <w:tcMar>
+              <w:top w:type="dxa" w:w="80"/>
+              <w:left w:type="dxa" w:w="100"/>
+              <w:bottom w:type="dxa" w:w="80"/>
+              <w:right w:type="dxa" w:w="100"/>
+            </w:tcMar>
+            <w:vAlign w:val="center"/>
+          </w:tcPr>
+          <w:p>
+            <w:r>
+              <w:rPr>
+                <w:rFonts w:ascii="Calibri" w:cs="Calibri" w:eastAsia="Calibri" w:hAnsi="Calibri"/>
+                <w:b w:val="false"/>
+                <w:bCs w:val="false"/>
+                <w:sz w:val="20"/>
+                <w:szCs w:val="20"/>
+              </w:rPr>
+              <w:t xml:space="preserve">Polling introduces delay proportional to the polling interval and adds needless load; a webhook triggers immediately on the actual event.</w:t>
             </w:r>
           </w:p>
         </w:tc>
@@ -5630,7 +5918,7 @@
           <w:sz w:val="23"/>
           <w:szCs w:val="23"/>
         </w:rPr>
-        <w:t xml:space="preserve">6.4 Jenkins (Multibranch Pipeline)</w:t>
+        <w:t xml:space="preserve">6.6 ngrok (local testing only)</w:t>
       </w:r>
     </w:p>
     <w:tbl>
@@ -5751,7 +6039,7 @@
                 <w:sz w:val="20"/>
                 <w:szCs w:val="20"/>
               </w:rPr>
-              <w:t xml:space="preserve">Jenkins</w:t>
+              <w:t xml:space="preserve">ngrok</w:t>
             </w:r>
           </w:p>
         </w:tc>
@@ -5775,7 +6063,7 @@
                 <w:sz w:val="20"/>
                 <w:szCs w:val="20"/>
               </w:rPr>
-              <w:t xml:space="preserve">A self-hosted automation server. Configured here as a Multibranch Pipeline job, which automatically discovers branches and pull requests in the GitHub repository and runs the same Jenkinsfile against each, with branch-appropriate logic.</w:t>
+              <w:t xml:space="preserve">A tunneling tool that exposes a local port to a temporary public URL.</w:t>
             </w:r>
           </w:p>
         </w:tc>
@@ -5799,268 +6087,7 @@
                 <w:sz w:val="20"/>
                 <w:szCs w:val="20"/>
               </w:rPr>
-              <w:t xml:space="preserve">Jenkins is the CI/CD execution engine: it receives GitHub's webhook calls, checks out the affected branch or PR, runs changed-API detection, and orchestrates validation, build, deployment, and smoke testing according to the branch rules in Section 8.</w:t>
-            </w:r>
-          </w:p>
-        </w:tc>
-      </w:tr>
-    </w:tbl>
-    <w:p>
-      <w:pPr>
-        <w:spacing w:after="100" w:before="160"/>
-      </w:pPr>
-      <w:r>
-        <w:rPr>
-          <w:rFonts w:ascii="Calibri" w:cs="Calibri" w:eastAsia="Calibri" w:hAnsi="Calibri"/>
-          <w:b/>
-          <w:bCs/>
-          <w:sz w:val="21"/>
-          <w:szCs w:val="21"/>
-        </w:rPr>
-        <w:t xml:space="preserve">Why was it selected?</w:t>
-      </w:r>
-    </w:p>
-    <w:tbl>
-      <w:tblPr>
-        <w:tblW w:type="dxa" w:w="9638"/>
-        <w:tblBorders>
-          <w:top w:val="single" w:color="BFBFBF" w:sz="4"/>
-          <w:left w:val="single" w:color="BFBFBF" w:sz="4"/>
-          <w:bottom w:val="single" w:color="BFBFBF" w:sz="4"/>
-          <w:right w:val="single" w:color="BFBFBF" w:sz="4"/>
-          <w:insideH w:val="single" w:color="auto" w:sz="4"/>
-          <w:insideV w:val="single" w:color="auto" w:sz="4"/>
-        </w:tblBorders>
-      </w:tblPr>
-      <w:tblGrid>
-        <w:gridCol w:w="2120"/>
-        <w:gridCol w:w="3277"/>
-        <w:gridCol w:w="4241"/>
-      </w:tblGrid>
-      <w:tr>
-        <w:trPr>
-          <w:tblHeader/>
-        </w:trPr>
-        <w:tc>
-          <w:tcPr>
-            <w:tcW w:type="dxa" w:w="2120"/>
-            <w:shd w:fill="D9E2F3" w:val="clear"/>
-            <w:tcMar>
-              <w:top w:type="dxa" w:w="80"/>
-              <w:left w:type="dxa" w:w="100"/>
-              <w:bottom w:type="dxa" w:w="80"/>
-              <w:right w:type="dxa" w:w="100"/>
-            </w:tcMar>
-            <w:vAlign w:val="center"/>
-          </w:tcPr>
-          <w:p>
-            <w:r>
-              <w:rPr>
-                <w:rFonts w:ascii="Calibri" w:cs="Calibri" w:eastAsia="Calibri" w:hAnsi="Calibri"/>
-                <w:b/>
-                <w:bCs/>
-                <w:sz w:val="20"/>
-                <w:szCs w:val="20"/>
-              </w:rPr>
-              <w:t xml:space="preserve">Alternative considered</w:t>
-            </w:r>
-          </w:p>
-        </w:tc>
-        <w:tc>
-          <w:tcPr>
-            <w:tcW w:type="dxa" w:w="3277"/>
-            <w:shd w:fill="D9E2F3" w:val="clear"/>
-            <w:tcMar>
-              <w:top w:type="dxa" w:w="80"/>
-              <w:left w:type="dxa" w:w="100"/>
-              <w:bottom w:type="dxa" w:w="80"/>
-              <w:right w:type="dxa" w:w="100"/>
-            </w:tcMar>
-            <w:vAlign w:val="center"/>
-          </w:tcPr>
-          <w:p>
-            <w:r>
-              <w:rPr>
-                <w:rFonts w:ascii="Calibri" w:cs="Calibri" w:eastAsia="Calibri" w:hAnsi="Calibri"/>
-                <w:b/>
-                <w:bCs/>
-                <w:sz w:val="20"/>
-                <w:szCs w:val="20"/>
-              </w:rPr>
-              <w:t xml:space="preserve">How it compares</w:t>
-            </w:r>
-          </w:p>
-        </w:tc>
-        <w:tc>
-          <w:tcPr>
-            <w:tcW w:type="dxa" w:w="4241"/>
-            <w:shd w:fill="D9E2F3" w:val="clear"/>
-            <w:tcMar>
-              <w:top w:type="dxa" w:w="80"/>
-              <w:left w:type="dxa" w:w="100"/>
-              <w:bottom w:type="dxa" w:w="80"/>
-              <w:right w:type="dxa" w:w="100"/>
-            </w:tcMar>
-            <w:vAlign w:val="center"/>
-          </w:tcPr>
-          <w:p>
-            <w:r>
-              <w:rPr>
-                <w:rFonts w:ascii="Calibri" w:cs="Calibri" w:eastAsia="Calibri" w:hAnsi="Calibri"/>
-                <w:b/>
-                <w:bCs/>
-                <w:sz w:val="20"/>
-                <w:szCs w:val="20"/>
-              </w:rPr>
-              <w:t xml:space="preserve">Why Jenkins was preferred</w:t>
-            </w:r>
-          </w:p>
-        </w:tc>
-      </w:tr>
-      <w:tr>
-        <w:tc>
-          <w:tcPr>
-            <w:tcW w:type="dxa" w:w="2120"/>
-            <w:tcMar>
-              <w:top w:type="dxa" w:w="80"/>
-              <w:left w:type="dxa" w:w="100"/>
-              <w:bottom w:type="dxa" w:w="80"/>
-              <w:right w:type="dxa" w:w="100"/>
-            </w:tcMar>
-            <w:vAlign w:val="center"/>
-          </w:tcPr>
-          <w:p>
-            <w:r>
-              <w:rPr>
-                <w:rFonts w:ascii="Calibri" w:cs="Calibri" w:eastAsia="Calibri" w:hAnsi="Calibri"/>
-                <w:b w:val="false"/>
-                <w:bCs w:val="false"/>
-                <w:sz w:val="20"/>
-                <w:szCs w:val="20"/>
-              </w:rPr>
-              <w:t xml:space="preserve">GitHub Actions (previous design)</w:t>
-            </w:r>
-          </w:p>
-        </w:tc>
-        <w:tc>
-          <w:tcPr>
-            <w:tcW w:type="dxa" w:w="3277"/>
-            <w:tcMar>
-              <w:top w:type="dxa" w:w="80"/>
-              <w:left w:type="dxa" w:w="100"/>
-              <w:bottom w:type="dxa" w:w="80"/>
-              <w:right w:type="dxa" w:w="100"/>
-            </w:tcMar>
-            <w:vAlign w:val="center"/>
-          </w:tcPr>
-          <w:p>
-            <w:r>
-              <w:rPr>
-                <w:rFonts w:ascii="Calibri" w:cs="Calibri" w:eastAsia="Calibri" w:hAnsi="Calibri"/>
-                <w:b w:val="false"/>
-                <w:bCs w:val="false"/>
-                <w:sz w:val="20"/>
-                <w:szCs w:val="20"/>
-              </w:rPr>
-              <w:t xml:space="preserve">Native GitHub-hosted CI/CD, triggered directly by repository events, no separate server to operate.</w:t>
-            </w:r>
-          </w:p>
-        </w:tc>
-        <w:tc>
-          <w:tcPr>
-            <w:tcW w:type="dxa" w:w="4241"/>
-            <w:tcMar>
-              <w:top w:type="dxa" w:w="80"/>
-              <w:left w:type="dxa" w:w="100"/>
-              <w:bottom w:type="dxa" w:w="80"/>
-              <w:right w:type="dxa" w:w="100"/>
-            </w:tcMar>
-            <w:vAlign w:val="center"/>
-          </w:tcPr>
-          <w:p>
-            <w:r>
-              <w:rPr>
-                <w:rFonts w:ascii="Calibri" w:cs="Calibri" w:eastAsia="Calibri" w:hAnsi="Calibri"/>
-                <w:b w:val="false"/>
-                <w:bCs w:val="false"/>
-                <w:sz w:val="20"/>
-                <w:szCs w:val="20"/>
-              </w:rPr>
-              <w:t xml:space="preserve">The organization's CI/CD direction moved to a Jenkins-controlled environment mid-project; Jenkins gives the organization a self-hosted, centrally administered automation server instead of relying on GitHub's own hosted runners. See Section 11 for the full rationale.</w:t>
-            </w:r>
-          </w:p>
-        </w:tc>
-      </w:tr>
-      <w:tr>
-        <w:tc>
-          <w:tcPr>
-            <w:tcW w:type="dxa" w:w="2120"/>
-            <w:tcMar>
-              <w:top w:type="dxa" w:w="80"/>
-              <w:left w:type="dxa" w:w="100"/>
-              <w:bottom w:type="dxa" w:w="80"/>
-              <w:right w:type="dxa" w:w="100"/>
-            </w:tcMar>
-            <w:vAlign w:val="center"/>
-          </w:tcPr>
-          <w:p>
-            <w:r>
-              <w:rPr>
-                <w:rFonts w:ascii="Calibri" w:cs="Calibri" w:eastAsia="Calibri" w:hAnsi="Calibri"/>
-                <w:b w:val="false"/>
-                <w:bCs w:val="false"/>
-                <w:sz w:val="20"/>
-                <w:szCs w:val="20"/>
-              </w:rPr>
-              <w:t xml:space="preserve">GitLab CI/CD, CircleCI</w:t>
-            </w:r>
-          </w:p>
-        </w:tc>
-        <w:tc>
-          <w:tcPr>
-            <w:tcW w:type="dxa" w:w="3277"/>
-            <w:tcMar>
-              <w:top w:type="dxa" w:w="80"/>
-              <w:left w:type="dxa" w:w="100"/>
-              <w:bottom w:type="dxa" w:w="80"/>
-              <w:right w:type="dxa" w:w="100"/>
-            </w:tcMar>
-            <w:vAlign w:val="center"/>
-          </w:tcPr>
-          <w:p>
-            <w:r>
-              <w:rPr>
-                <w:rFonts w:ascii="Calibri" w:cs="Calibri" w:eastAsia="Calibri" w:hAnsi="Calibri"/>
-                <w:b w:val="false"/>
-                <w:bCs w:val="false"/>
-                <w:sz w:val="20"/>
-                <w:szCs w:val="20"/>
-              </w:rPr>
-              <w:t xml:space="preserve">Comparable pipeline engines, each tied to their own hosting platform or requiring a separate managed account.</w:t>
-            </w:r>
-          </w:p>
-        </w:tc>
-        <w:tc>
-          <w:tcPr>
-            <w:tcW w:type="dxa" w:w="4241"/>
-            <w:tcMar>
-              <w:top w:type="dxa" w:w="80"/>
-              <w:left w:type="dxa" w:w="100"/>
-              <w:bottom w:type="dxa" w:w="80"/>
-              <w:right w:type="dxa" w:w="100"/>
-            </w:tcMar>
-            <w:vAlign w:val="center"/>
-          </w:tcPr>
-          <w:p>
-            <w:r>
-              <w:rPr>
-                <w:rFonts w:ascii="Calibri" w:cs="Calibri" w:eastAsia="Calibri" w:hAnsi="Calibri"/>
-                <w:b w:val="false"/>
-                <w:bCs w:val="false"/>
-                <w:sz w:val="20"/>
-                <w:szCs w:val="20"/>
-              </w:rPr>
-              <w:t xml:space="preserve">Neither matches the organization's decision to standardize on a self-hosted Jenkins server while keeping GitHub purely as source control.</w:t>
+              <w:t xml:space="preserve">During local development, ngrok exposes a developer's locally running Jenkins instance so GitHub can actually deliver webhook calls to it — GitHub cannot reach localhost. This is strictly a local-testing convenience; it is explicitly out of scope for production (Section 2.2), where Jenkins is expected to be reachable directly.</w:t>
             </w:r>
           </w:p>
         </w:tc>
@@ -6079,7 +6106,7 @@
           <w:sz w:val="23"/>
           <w:szCs w:val="23"/>
         </w:rPr>
-        <w:t xml:space="preserve">6.5 GitHub Webhooks</w:t>
+        <w:t xml:space="preserve">6.7 Docker</w:t>
       </w:r>
     </w:p>
     <w:tbl>
@@ -6200,7 +6227,7 @@
                 <w:sz w:val="20"/>
                 <w:szCs w:val="20"/>
               </w:rPr>
-              <w:t xml:space="preserve">GitHub Webhooks</w:t>
+              <w:t xml:space="preserve">Docker</w:t>
             </w:r>
           </w:p>
         </w:tc>
@@ -6224,7 +6251,7 @@
                 <w:sz w:val="20"/>
                 <w:szCs w:val="20"/>
               </w:rPr>
-              <w:t xml:space="preserve">A GitHub repository feature that sends an HTTP POST to a configured URL whenever specified events occur — here, push and pull request events, delivered to Jenkins' /github-webhook/ endpoint.</w:t>
+              <w:t xml:space="preserve">A containerization platform that packages an application and its dependencies into a portable, immutable image.</w:t>
             </w:r>
           </w:p>
         </w:tc>
@@ -6248,194 +6275,7 @@
                 <w:sz w:val="20"/>
                 <w:szCs w:val="20"/>
               </w:rPr>
-              <w:t xml:space="preserve">Webhooks are what actually starts a Jenkins run: GitHub notifies Jenkins the moment code is pushed or a pull request is opened or updated, so no one has to trigger a build by hand and no polling delay is introduced.</w:t>
-            </w:r>
-          </w:p>
-        </w:tc>
-      </w:tr>
-    </w:tbl>
-    <w:p>
-      <w:pPr>
-        <w:spacing w:after="100" w:before="160"/>
-      </w:pPr>
-      <w:r>
-        <w:rPr>
-          <w:rFonts w:ascii="Calibri" w:cs="Calibri" w:eastAsia="Calibri" w:hAnsi="Calibri"/>
-          <w:b/>
-          <w:bCs/>
-          <w:sz w:val="21"/>
-          <w:szCs w:val="21"/>
-        </w:rPr>
-        <w:t xml:space="preserve">Why was it selected?</w:t>
-      </w:r>
-    </w:p>
-    <w:tbl>
-      <w:tblPr>
-        <w:tblW w:type="dxa" w:w="9638"/>
-        <w:tblBorders>
-          <w:top w:val="single" w:color="BFBFBF" w:sz="4"/>
-          <w:left w:val="single" w:color="BFBFBF" w:sz="4"/>
-          <w:bottom w:val="single" w:color="BFBFBF" w:sz="4"/>
-          <w:right w:val="single" w:color="BFBFBF" w:sz="4"/>
-          <w:insideH w:val="single" w:color="auto" w:sz="4"/>
-          <w:insideV w:val="single" w:color="auto" w:sz="4"/>
-        </w:tblBorders>
-      </w:tblPr>
-      <w:tblGrid>
-        <w:gridCol w:w="2120"/>
-        <w:gridCol w:w="3277"/>
-        <w:gridCol w:w="4241"/>
-      </w:tblGrid>
-      <w:tr>
-        <w:trPr>
-          <w:tblHeader/>
-        </w:trPr>
-        <w:tc>
-          <w:tcPr>
-            <w:tcW w:type="dxa" w:w="2120"/>
-            <w:shd w:fill="D9E2F3" w:val="clear"/>
-            <w:tcMar>
-              <w:top w:type="dxa" w:w="80"/>
-              <w:left w:type="dxa" w:w="100"/>
-              <w:bottom w:type="dxa" w:w="80"/>
-              <w:right w:type="dxa" w:w="100"/>
-            </w:tcMar>
-            <w:vAlign w:val="center"/>
-          </w:tcPr>
-          <w:p>
-            <w:r>
-              <w:rPr>
-                <w:rFonts w:ascii="Calibri" w:cs="Calibri" w:eastAsia="Calibri" w:hAnsi="Calibri"/>
-                <w:b/>
-                <w:bCs/>
-                <w:sz w:val="20"/>
-                <w:szCs w:val="20"/>
-              </w:rPr>
-              <w:t xml:space="preserve">Alternative considered</w:t>
-            </w:r>
-          </w:p>
-        </w:tc>
-        <w:tc>
-          <w:tcPr>
-            <w:tcW w:type="dxa" w:w="3277"/>
-            <w:shd w:fill="D9E2F3" w:val="clear"/>
-            <w:tcMar>
-              <w:top w:type="dxa" w:w="80"/>
-              <w:left w:type="dxa" w:w="100"/>
-              <w:bottom w:type="dxa" w:w="80"/>
-              <w:right w:type="dxa" w:w="100"/>
-            </w:tcMar>
-            <w:vAlign w:val="center"/>
-          </w:tcPr>
-          <w:p>
-            <w:r>
-              <w:rPr>
-                <w:rFonts w:ascii="Calibri" w:cs="Calibri" w:eastAsia="Calibri" w:hAnsi="Calibri"/>
-                <w:b/>
-                <w:bCs/>
-                <w:sz w:val="20"/>
-                <w:szCs w:val="20"/>
-              </w:rPr>
-              <w:t xml:space="preserve">How it compares</w:t>
-            </w:r>
-          </w:p>
-        </w:tc>
-        <w:tc>
-          <w:tcPr>
-            <w:tcW w:type="dxa" w:w="4241"/>
-            <w:shd w:fill="D9E2F3" w:val="clear"/>
-            <w:tcMar>
-              <w:top w:type="dxa" w:w="80"/>
-              <w:left w:type="dxa" w:w="100"/>
-              <w:bottom w:type="dxa" w:w="80"/>
-              <w:right w:type="dxa" w:w="100"/>
-            </w:tcMar>
-            <w:vAlign w:val="center"/>
-          </w:tcPr>
-          <w:p>
-            <w:r>
-              <w:rPr>
-                <w:rFonts w:ascii="Calibri" w:cs="Calibri" w:eastAsia="Calibri" w:hAnsi="Calibri"/>
-                <w:b/>
-                <w:bCs/>
-                <w:sz w:val="20"/>
-                <w:szCs w:val="20"/>
-              </w:rPr>
-              <w:t xml:space="preserve">Why GitHub Webhooks was preferred</w:t>
-            </w:r>
-          </w:p>
-        </w:tc>
-      </w:tr>
-      <w:tr>
-        <w:tc>
-          <w:tcPr>
-            <w:tcW w:type="dxa" w:w="2120"/>
-            <w:tcMar>
-              <w:top w:type="dxa" w:w="80"/>
-              <w:left w:type="dxa" w:w="100"/>
-              <w:bottom w:type="dxa" w:w="80"/>
-              <w:right w:type="dxa" w:w="100"/>
-            </w:tcMar>
-            <w:vAlign w:val="center"/>
-          </w:tcPr>
-          <w:p>
-            <w:r>
-              <w:rPr>
-                <w:rFonts w:ascii="Calibri" w:cs="Calibri" w:eastAsia="Calibri" w:hAnsi="Calibri"/>
-                <w:b w:val="false"/>
-                <w:bCs w:val="false"/>
-                <w:sz w:val="20"/>
-                <w:szCs w:val="20"/>
-              </w:rPr>
-              <w:t xml:space="preserve">Jenkins SCM polling</w:t>
-            </w:r>
-          </w:p>
-        </w:tc>
-        <w:tc>
-          <w:tcPr>
-            <w:tcW w:type="dxa" w:w="3277"/>
-            <w:tcMar>
-              <w:top w:type="dxa" w:w="80"/>
-              <w:left w:type="dxa" w:w="100"/>
-              <w:bottom w:type="dxa" w:w="80"/>
-              <w:right w:type="dxa" w:w="100"/>
-            </w:tcMar>
-            <w:vAlign w:val="center"/>
-          </w:tcPr>
-          <w:p>
-            <w:r>
-              <w:rPr>
-                <w:rFonts w:ascii="Calibri" w:cs="Calibri" w:eastAsia="Calibri" w:hAnsi="Calibri"/>
-                <w:b w:val="false"/>
-                <w:bCs w:val="false"/>
-                <w:sz w:val="20"/>
-                <w:szCs w:val="20"/>
-              </w:rPr>
-              <w:t xml:space="preserve">Jenkins periodically checks GitHub for changes on a fixed interval instead of being notified.</w:t>
-            </w:r>
-          </w:p>
-        </w:tc>
-        <w:tc>
-          <w:tcPr>
-            <w:tcW w:type="dxa" w:w="4241"/>
-            <w:tcMar>
-              <w:top w:type="dxa" w:w="80"/>
-              <w:left w:type="dxa" w:w="100"/>
-              <w:bottom w:type="dxa" w:w="80"/>
-              <w:right w:type="dxa" w:w="100"/>
-            </w:tcMar>
-            <w:vAlign w:val="center"/>
-          </w:tcPr>
-          <w:p>
-            <w:r>
-              <w:rPr>
-                <w:rFonts w:ascii="Calibri" w:cs="Calibri" w:eastAsia="Calibri" w:hAnsi="Calibri"/>
-                <w:b w:val="false"/>
-                <w:bCs w:val="false"/>
-                <w:sz w:val="20"/>
-                <w:szCs w:val="20"/>
-              </w:rPr>
-              <w:t xml:space="preserve">Polling introduces delay proportional to the polling interval and adds needless load; a webhook triggers immediately on the actual event.</w:t>
+              <w:t xml:space="preserve">Docker builds each API's image (WSO2 MI base image plus that API's freshly built CAR file) during the Jenkins pipeline, and is used to run the resulting wso2-mi-dev container on the development agent.</w:t>
             </w:r>
           </w:p>
         </w:tc>
@@ -6454,7 +6294,7 @@
           <w:sz w:val="23"/>
           <w:szCs w:val="23"/>
         </w:rPr>
-        <w:t xml:space="preserve">6.6 ngrok (local testing only)</w:t>
+        <w:t xml:space="preserve">6.8 Docker Desktop on a Windows Jenkins Agent</w:t>
       </w:r>
     </w:p>
     <w:tbl>
@@ -6575,7 +6415,7 @@
                 <w:sz w:val="20"/>
                 <w:szCs w:val="20"/>
               </w:rPr>
-              <w:t xml:space="preserve">ngrok</w:t>
+              <w:t xml:space="preserve">Docker Desktop (Windows agent)</w:t>
             </w:r>
           </w:p>
         </w:tc>
@@ -6599,7 +6439,7 @@
                 <w:sz w:val="20"/>
                 <w:szCs w:val="20"/>
               </w:rPr>
-              <w:t xml:space="preserve">A tunneling tool that exposes a local port to a temporary public URL.</w:t>
+              <w:t xml:space="preserve">Docker's desktop distribution for Windows, providing a local Docker engine.</w:t>
             </w:r>
           </w:p>
         </w:tc>
@@ -6623,7 +6463,7 @@
                 <w:sz w:val="20"/>
                 <w:szCs w:val="20"/>
               </w:rPr>
-              <w:t xml:space="preserve">During local development, ngrok exposes a developer's locally running Jenkins instance so GitHub can actually deliver webhook calls to it — GitHub cannot reach localhost. This is strictly a local-testing convenience; it is explicitly out of scope for production (Section 2.2), where Jenkins is expected to be reachable directly.</w:t>
+              <w:t xml:space="preserve">The development deployment target, wso2-dev-server, is a Windows-labeled Jenkins agent. Docker-related pipeline stages that must actually run a container (build image, deploy, restart) run on this agent specifically because Docker Desktop is already installed and available there.</w:t>
             </w:r>
           </w:p>
         </w:tc>
@@ -6642,7 +6482,7 @@
           <w:sz w:val="23"/>
           <w:szCs w:val="23"/>
         </w:rPr>
-        <w:t xml:space="preserve">6.7 Docker</w:t>
+        <w:t xml:space="preserve">6.9 yamllint (with a custom policy)</w:t>
       </w:r>
     </w:p>
     <w:tbl>
@@ -6763,382 +6603,6 @@
                 <w:sz w:val="20"/>
                 <w:szCs w:val="20"/>
               </w:rPr>
-              <w:t xml:space="preserve">Docker</w:t>
-            </w:r>
-          </w:p>
-        </w:tc>
-        <w:tc>
-          <w:tcPr>
-            <w:tcW w:type="dxa" w:w="3952"/>
-            <w:tcMar>
-              <w:top w:type="dxa" w:w="80"/>
-              <w:left w:type="dxa" w:w="100"/>
-              <w:bottom w:type="dxa" w:w="80"/>
-              <w:right w:type="dxa" w:w="100"/>
-            </w:tcMar>
-            <w:vAlign w:val="center"/>
-          </w:tcPr>
-          <w:p>
-            <w:r>
-              <w:rPr>
-                <w:rFonts w:ascii="Calibri" w:cs="Calibri" w:eastAsia="Calibri" w:hAnsi="Calibri"/>
-                <w:b w:val="false"/>
-                <w:bCs w:val="false"/>
-                <w:sz w:val="20"/>
-                <w:szCs w:val="20"/>
-              </w:rPr>
-              <w:t xml:space="preserve">A containerization platform that packages an application and its dependencies into a portable, immutable image.</w:t>
-            </w:r>
-          </w:p>
-        </w:tc>
-        <w:tc>
-          <w:tcPr>
-            <w:tcW w:type="dxa" w:w="3952"/>
-            <w:tcMar>
-              <w:top w:type="dxa" w:w="80"/>
-              <w:left w:type="dxa" w:w="100"/>
-              <w:bottom w:type="dxa" w:w="80"/>
-              <w:right w:type="dxa" w:w="100"/>
-            </w:tcMar>
-            <w:vAlign w:val="center"/>
-          </w:tcPr>
-          <w:p>
-            <w:r>
-              <w:rPr>
-                <w:rFonts w:ascii="Calibri" w:cs="Calibri" w:eastAsia="Calibri" w:hAnsi="Calibri"/>
-                <w:b w:val="false"/>
-                <w:bCs w:val="false"/>
-                <w:sz w:val="20"/>
-                <w:szCs w:val="20"/>
-              </w:rPr>
-              <w:t xml:space="preserve">Docker builds each API's image (WSO2 MI base image plus that API's freshly built CAR file) during the Jenkins pipeline, and is used to run the resulting wso2-mi-dev container on the development agent.</w:t>
-            </w:r>
-          </w:p>
-        </w:tc>
-      </w:tr>
-    </w:tbl>
-    <w:p>
-      <w:pPr>
-        <w:pStyle w:val="Heading3"/>
-        <w:spacing w:after="120" w:before="200"/>
-      </w:pPr>
-      <w:r>
-        <w:rPr>
-          <w:rFonts w:ascii="Calibri" w:cs="Calibri" w:eastAsia="Calibri" w:hAnsi="Calibri"/>
-          <w:b/>
-          <w:bCs/>
-          <w:sz w:val="23"/>
-          <w:szCs w:val="23"/>
-        </w:rPr>
-        <w:t xml:space="preserve">6.8 Docker Desktop on a Windows Jenkins Agent</w:t>
-      </w:r>
-    </w:p>
-    <w:tbl>
-      <w:tblPr>
-        <w:tblW w:type="dxa" w:w="9638"/>
-        <w:tblBorders>
-          <w:top w:val="single" w:color="BFBFBF" w:sz="4"/>
-          <w:left w:val="single" w:color="BFBFBF" w:sz="4"/>
-          <w:bottom w:val="single" w:color="BFBFBF" w:sz="4"/>
-          <w:right w:val="single" w:color="BFBFBF" w:sz="4"/>
-          <w:insideH w:val="single" w:color="auto" w:sz="4"/>
-          <w:insideV w:val="single" w:color="auto" w:sz="4"/>
-        </w:tblBorders>
-      </w:tblPr>
-      <w:tblGrid>
-        <w:gridCol w:w="1735"/>
-        <w:gridCol w:w="3952"/>
-        <w:gridCol w:w="3952"/>
-      </w:tblGrid>
-      <w:tr>
-        <w:trPr>
-          <w:tblHeader/>
-        </w:trPr>
-        <w:tc>
-          <w:tcPr>
-            <w:tcW w:type="dxa" w:w="1735"/>
-            <w:shd w:fill="D9E2F3" w:val="clear"/>
-            <w:tcMar>
-              <w:top w:type="dxa" w:w="80"/>
-              <w:left w:type="dxa" w:w="100"/>
-              <w:bottom w:type="dxa" w:w="80"/>
-              <w:right w:type="dxa" w:w="100"/>
-            </w:tcMar>
-            <w:vAlign w:val="center"/>
-          </w:tcPr>
-          <w:p>
-            <w:r>
-              <w:rPr>
-                <w:rFonts w:ascii="Calibri" w:cs="Calibri" w:eastAsia="Calibri" w:hAnsi="Calibri"/>
-                <w:b/>
-                <w:bCs/>
-                <w:sz w:val="20"/>
-                <w:szCs w:val="20"/>
-              </w:rPr>
-              <w:t xml:space="preserve">Technology</w:t>
-            </w:r>
-          </w:p>
-        </w:tc>
-        <w:tc>
-          <w:tcPr>
-            <w:tcW w:type="dxa" w:w="3952"/>
-            <w:shd w:fill="D9E2F3" w:val="clear"/>
-            <w:tcMar>
-              <w:top w:type="dxa" w:w="80"/>
-              <w:left w:type="dxa" w:w="100"/>
-              <w:bottom w:type="dxa" w:w="80"/>
-              <w:right w:type="dxa" w:w="100"/>
-            </w:tcMar>
-            <w:vAlign w:val="center"/>
-          </w:tcPr>
-          <w:p>
-            <w:r>
-              <w:rPr>
-                <w:rFonts w:ascii="Calibri" w:cs="Calibri" w:eastAsia="Calibri" w:hAnsi="Calibri"/>
-                <w:b/>
-                <w:bCs/>
-                <w:sz w:val="20"/>
-                <w:szCs w:val="20"/>
-              </w:rPr>
-              <w:t xml:space="preserve">What is it?</w:t>
-            </w:r>
-          </w:p>
-        </w:tc>
-        <w:tc>
-          <w:tcPr>
-            <w:tcW w:type="dxa" w:w="3952"/>
-            <w:shd w:fill="D9E2F3" w:val="clear"/>
-            <w:tcMar>
-              <w:top w:type="dxa" w:w="80"/>
-              <w:left w:type="dxa" w:w="100"/>
-              <w:bottom w:type="dxa" w:w="80"/>
-              <w:right w:type="dxa" w:w="100"/>
-            </w:tcMar>
-            <w:vAlign w:val="center"/>
-          </w:tcPr>
-          <w:p>
-            <w:r>
-              <w:rPr>
-                <w:rFonts w:ascii="Calibri" w:cs="Calibri" w:eastAsia="Calibri" w:hAnsi="Calibri"/>
-                <w:b/>
-                <w:bCs/>
-                <w:sz w:val="20"/>
-                <w:szCs w:val="20"/>
-              </w:rPr>
-              <w:t xml:space="preserve">Role in the project</w:t>
-            </w:r>
-          </w:p>
-        </w:tc>
-      </w:tr>
-      <w:tr>
-        <w:tc>
-          <w:tcPr>
-            <w:tcW w:type="dxa" w:w="1735"/>
-            <w:tcMar>
-              <w:top w:type="dxa" w:w="80"/>
-              <w:left w:type="dxa" w:w="100"/>
-              <w:bottom w:type="dxa" w:w="80"/>
-              <w:right w:type="dxa" w:w="100"/>
-            </w:tcMar>
-            <w:vAlign w:val="center"/>
-          </w:tcPr>
-          <w:p>
-            <w:r>
-              <w:rPr>
-                <w:rFonts w:ascii="Calibri" w:cs="Calibri" w:eastAsia="Calibri" w:hAnsi="Calibri"/>
-                <w:b w:val="false"/>
-                <w:bCs w:val="false"/>
-                <w:sz w:val="20"/>
-                <w:szCs w:val="20"/>
-              </w:rPr>
-              <w:t xml:space="preserve">Docker Desktop (Windows agent)</w:t>
-            </w:r>
-          </w:p>
-        </w:tc>
-        <w:tc>
-          <w:tcPr>
-            <w:tcW w:type="dxa" w:w="3952"/>
-            <w:tcMar>
-              <w:top w:type="dxa" w:w="80"/>
-              <w:left w:type="dxa" w:w="100"/>
-              <w:bottom w:type="dxa" w:w="80"/>
-              <w:right w:type="dxa" w:w="100"/>
-            </w:tcMar>
-            <w:vAlign w:val="center"/>
-          </w:tcPr>
-          <w:p>
-            <w:r>
-              <w:rPr>
-                <w:rFonts w:ascii="Calibri" w:cs="Calibri" w:eastAsia="Calibri" w:hAnsi="Calibri"/>
-                <w:b w:val="false"/>
-                <w:bCs w:val="false"/>
-                <w:sz w:val="20"/>
-                <w:szCs w:val="20"/>
-              </w:rPr>
-              <w:t xml:space="preserve">Docker's desktop distribution for Windows, providing a local Docker engine.</w:t>
-            </w:r>
-          </w:p>
-        </w:tc>
-        <w:tc>
-          <w:tcPr>
-            <w:tcW w:type="dxa" w:w="3952"/>
-            <w:tcMar>
-              <w:top w:type="dxa" w:w="80"/>
-              <w:left w:type="dxa" w:w="100"/>
-              <w:bottom w:type="dxa" w:w="80"/>
-              <w:right w:type="dxa" w:w="100"/>
-            </w:tcMar>
-            <w:vAlign w:val="center"/>
-          </w:tcPr>
-          <w:p>
-            <w:r>
-              <w:rPr>
-                <w:rFonts w:ascii="Calibri" w:cs="Calibri" w:eastAsia="Calibri" w:hAnsi="Calibri"/>
-                <w:b w:val="false"/>
-                <w:bCs w:val="false"/>
-                <w:sz w:val="20"/>
-                <w:szCs w:val="20"/>
-              </w:rPr>
-              <w:t xml:space="preserve">The development deployment target, wso2-dev-server, is a Windows-labeled Jenkins agent. Docker-related pipeline stages that must actually run a container (build image, deploy, restart) run on this agent specifically because Docker Desktop is already installed and available there.</w:t>
-            </w:r>
-          </w:p>
-        </w:tc>
-      </w:tr>
-    </w:tbl>
-    <w:p>
-      <w:pPr>
-        <w:pStyle w:val="Heading3"/>
-        <w:spacing w:after="120" w:before="200"/>
-      </w:pPr>
-      <w:r>
-        <w:rPr>
-          <w:rFonts w:ascii="Calibri" w:cs="Calibri" w:eastAsia="Calibri" w:hAnsi="Calibri"/>
-          <w:b/>
-          <w:bCs/>
-          <w:sz w:val="23"/>
-          <w:szCs w:val="23"/>
-        </w:rPr>
-        <w:t xml:space="preserve">6.9 yamllint (with a custom policy)</w:t>
-      </w:r>
-    </w:p>
-    <w:tbl>
-      <w:tblPr>
-        <w:tblW w:type="dxa" w:w="9638"/>
-        <w:tblBorders>
-          <w:top w:val="single" w:color="BFBFBF" w:sz="4"/>
-          <w:left w:val="single" w:color="BFBFBF" w:sz="4"/>
-          <w:bottom w:val="single" w:color="BFBFBF" w:sz="4"/>
-          <w:right w:val="single" w:color="BFBFBF" w:sz="4"/>
-          <w:insideH w:val="single" w:color="auto" w:sz="4"/>
-          <w:insideV w:val="single" w:color="auto" w:sz="4"/>
-        </w:tblBorders>
-      </w:tblPr>
-      <w:tblGrid>
-        <w:gridCol w:w="1735"/>
-        <w:gridCol w:w="3952"/>
-        <w:gridCol w:w="3952"/>
-      </w:tblGrid>
-      <w:tr>
-        <w:trPr>
-          <w:tblHeader/>
-        </w:trPr>
-        <w:tc>
-          <w:tcPr>
-            <w:tcW w:type="dxa" w:w="1735"/>
-            <w:shd w:fill="D9E2F3" w:val="clear"/>
-            <w:tcMar>
-              <w:top w:type="dxa" w:w="80"/>
-              <w:left w:type="dxa" w:w="100"/>
-              <w:bottom w:type="dxa" w:w="80"/>
-              <w:right w:type="dxa" w:w="100"/>
-            </w:tcMar>
-            <w:vAlign w:val="center"/>
-          </w:tcPr>
-          <w:p>
-            <w:r>
-              <w:rPr>
-                <w:rFonts w:ascii="Calibri" w:cs="Calibri" w:eastAsia="Calibri" w:hAnsi="Calibri"/>
-                <w:b/>
-                <w:bCs/>
-                <w:sz w:val="20"/>
-                <w:szCs w:val="20"/>
-              </w:rPr>
-              <w:t xml:space="preserve">Technology</w:t>
-            </w:r>
-          </w:p>
-        </w:tc>
-        <w:tc>
-          <w:tcPr>
-            <w:tcW w:type="dxa" w:w="3952"/>
-            <w:shd w:fill="D9E2F3" w:val="clear"/>
-            <w:tcMar>
-              <w:top w:type="dxa" w:w="80"/>
-              <w:left w:type="dxa" w:w="100"/>
-              <w:bottom w:type="dxa" w:w="80"/>
-              <w:right w:type="dxa" w:w="100"/>
-            </w:tcMar>
-            <w:vAlign w:val="center"/>
-          </w:tcPr>
-          <w:p>
-            <w:r>
-              <w:rPr>
-                <w:rFonts w:ascii="Calibri" w:cs="Calibri" w:eastAsia="Calibri" w:hAnsi="Calibri"/>
-                <w:b/>
-                <w:bCs/>
-                <w:sz w:val="20"/>
-                <w:szCs w:val="20"/>
-              </w:rPr>
-              <w:t xml:space="preserve">What is it?</w:t>
-            </w:r>
-          </w:p>
-        </w:tc>
-        <w:tc>
-          <w:tcPr>
-            <w:tcW w:type="dxa" w:w="3952"/>
-            <w:shd w:fill="D9E2F3" w:val="clear"/>
-            <w:tcMar>
-              <w:top w:type="dxa" w:w="80"/>
-              <w:left w:type="dxa" w:w="100"/>
-              <w:bottom w:type="dxa" w:w="80"/>
-              <w:right w:type="dxa" w:w="100"/>
-            </w:tcMar>
-            <w:vAlign w:val="center"/>
-          </w:tcPr>
-          <w:p>
-            <w:r>
-              <w:rPr>
-                <w:rFonts w:ascii="Calibri" w:cs="Calibri" w:eastAsia="Calibri" w:hAnsi="Calibri"/>
-                <w:b/>
-                <w:bCs/>
-                <w:sz w:val="20"/>
-                <w:szCs w:val="20"/>
-              </w:rPr>
-              <w:t xml:space="preserve">Role in the project</w:t>
-            </w:r>
-          </w:p>
-        </w:tc>
-      </w:tr>
-      <w:tr>
-        <w:tc>
-          <w:tcPr>
-            <w:tcW w:type="dxa" w:w="1735"/>
-            <w:tcMar>
-              <w:top w:type="dxa" w:w="80"/>
-              <w:left w:type="dxa" w:w="100"/>
-              <w:bottom w:type="dxa" w:w="80"/>
-              <w:right w:type="dxa" w:w="100"/>
-            </w:tcMar>
-            <w:vAlign w:val="center"/>
-          </w:tcPr>
-          <w:p>
-            <w:r>
-              <w:rPr>
-                <w:rFonts w:ascii="Calibri" w:cs="Calibri" w:eastAsia="Calibri" w:hAnsi="Calibri"/>
-                <w:b w:val="false"/>
-                <w:bCs w:val="false"/>
-                <w:sz w:val="20"/>
-                <w:szCs w:val="20"/>
-              </w:rPr>
               <w:t xml:space="preserve">yamllint</w:t>
             </w:r>
           </w:p>
@@ -8460,134 +7924,320 @@
       </w:r>
     </w:p>
     <w:p>
-      <w:r>
-        <w:rPr>
+      <w:pPr>
+        <w:spacing w:after="100" w:before="800"/>
+        <w:jc w:val="center"/>
+      </w:pPr>
+      <w:r>
+        <w:rPr>
+          <w:rFonts w:ascii="Calibri" w:cs="Calibri" w:eastAsia="Calibri" w:hAnsi="Calibri"/>
           <w:b/>
+          <w:bCs/>
+          <w:sz w:val="44"/>
+          <w:szCs w:val="44"/>
         </w:rPr>
         <w:t xml:space="preserve">Security policy by branch:</w:t>
       </w:r>
     </w:p>
     <w:p>
       <w:pPr>
-        <w:pStyle w:val="ListBullet"/>
-      </w:pPr>
-      <w:r>
+        <w:pStyle w:val="ListParagraph"/>
+        <w:numPr>
+          <w:ilvl w:val="0"/>
+          <w:numId w:val="1"/>
+        </w:numPr>
+      </w:pPr>
+      <w:r>
+        <w:rPr>
+          <w:rFonts w:ascii="Calibri" w:cs="Calibri" w:eastAsia="Calibri" w:hAnsi="Calibri"/>
+          <w:b/>
+          <w:bCs/>
+          <w:sz w:val="44"/>
+          <w:szCs w:val="44"/>
+        </w:rPr>
         <w:t xml:space="preserve">feature/* branches: Gitleaks secret scan + Trivy filesystem scan. No image scan. No deployment.</w:t>
       </w:r>
     </w:p>
     <w:p>
       <w:pPr>
-        <w:pStyle w:val="ListBullet"/>
-      </w:pPr>
-      <w:r>
+        <w:pStyle w:val="ListParagraph"/>
+        <w:numPr>
+          <w:ilvl w:val="0"/>
+          <w:numId w:val="1"/>
+        </w:numPr>
+      </w:pPr>
+      <w:r>
+        <w:rPr>
+          <w:rFonts w:ascii="Calibri" w:cs="Calibri" w:eastAsia="Calibri" w:hAnsi="Calibri"/>
+          <w:b/>
+          <w:bCs/>
+          <w:sz w:val="44"/>
+          <w:szCs w:val="44"/>
+        </w:rPr>
         <w:t xml:space="preserve">develop branch: Gitleaks + Trivy filesystem scan + Trivy image scan (block critical vulnerabilities) + deploy to wso2-mi-dev + smoke tests.</w:t>
       </w:r>
     </w:p>
     <w:p>
       <w:pPr>
-        <w:pStyle w:val="ListBullet"/>
-      </w:pPr>
-      <w:r>
+        <w:pStyle w:val="ListParagraph"/>
+        <w:numPr>
+          <w:ilvl w:val="0"/>
+          <w:numId w:val="1"/>
+        </w:numPr>
+      </w:pPr>
+      <w:r>
+        <w:rPr>
+          <w:rFonts w:ascii="Calibri" w:cs="Calibri" w:eastAsia="Calibri" w:hAnsi="Calibri"/>
+          <w:b/>
+          <w:bCs/>
+          <w:sz w:val="44"/>
+          <w:szCs w:val="44"/>
+        </w:rPr>
         <w:t xml:space="preserve">main branch: Gitleaks + Trivy filesystem scan + Trivy image scan (block HIGH and CRITICAL) + Git tag + GitHub Release + versioned image push + deploy release container + smoke tests.</w:t>
       </w:r>
     </w:p>
     <w:p>
-      <w:r>
+      <w:pPr>
+        <w:spacing w:after="100" w:before="800"/>
+        <w:jc w:val="center"/>
+      </w:pPr>
+      <w:r>
+        <w:rPr>
+          <w:rFonts w:ascii="Calibri" w:cs="Calibri" w:eastAsia="Calibri" w:hAnsi="Calibri"/>
+          <w:b/>
+          <w:bCs/>
+          <w:sz w:val="44"/>
+          <w:szCs w:val="44"/>
+        </w:rPr>
         <w:t xml:space="preserve">Trivy uses a persistent cache directory on the Windows Jenkins agent at C:\trivy-cache to avoid repeated database downloads.</w:t>
       </w:r>
     </w:p>
     <w:p>
-      <w:r>
-        <w:rPr>
+      <w:pPr>
+        <w:spacing w:after="100" w:before="800"/>
+        <w:jc w:val="center"/>
+      </w:pPr>
+      <w:r>
+        <w:rPr>
+          <w:rFonts w:ascii="Calibri" w:cs="Calibri" w:eastAsia="Calibri" w:hAnsi="Calibri"/>
           <w:b/>
+          <w:bCs/>
+          <w:sz w:val="44"/>
+          <w:szCs w:val="44"/>
         </w:rPr>
         <w:t xml:space="preserve">Jenkins Windows agent requirements (wso2-dev-server):</w:t>
       </w:r>
     </w:p>
     <w:p>
       <w:pPr>
-        <w:pStyle w:val="ListBullet"/>
-      </w:pPr>
-      <w:r>
+        <w:pStyle w:val="ListParagraph"/>
+        <w:numPr>
+          <w:ilvl w:val="0"/>
+          <w:numId w:val="1"/>
+        </w:numPr>
+      </w:pPr>
+      <w:r>
+        <w:rPr>
+          <w:rFonts w:ascii="Calibri" w:cs="Calibri" w:eastAsia="Calibri" w:hAnsi="Calibri"/>
+          <w:b/>
+          <w:bCs/>
+          <w:sz w:val="44"/>
+          <w:szCs w:val="44"/>
+        </w:rPr>
         <w:t xml:space="preserve">Docker (Docker Desktop or Docker Engine) — must be running.</w:t>
       </w:r>
     </w:p>
     <w:p>
       <w:pPr>
-        <w:pStyle w:val="ListBullet"/>
-      </w:pPr>
-      <w:r>
+        <w:pStyle w:val="ListParagraph"/>
+        <w:numPr>
+          <w:ilvl w:val="0"/>
+          <w:numId w:val="1"/>
+        </w:numPr>
+      </w:pPr>
+      <w:r>
+        <w:rPr>
+          <w:rFonts w:ascii="Calibri" w:cs="Calibri" w:eastAsia="Calibri" w:hAnsi="Calibri"/>
+          <w:b/>
+          <w:bCs/>
+          <w:sz w:val="44"/>
+          <w:szCs w:val="44"/>
+        </w:rPr>
         <w:t xml:space="preserve">Trivy — executable must be available on the system PATH.</w:t>
       </w:r>
     </w:p>
     <w:p>
       <w:pPr>
-        <w:pStyle w:val="ListBullet"/>
-      </w:pPr>
-      <w:r>
+        <w:pStyle w:val="ListParagraph"/>
+        <w:numPr>
+          <w:ilvl w:val="0"/>
+          <w:numId w:val="1"/>
+        </w:numPr>
+      </w:pPr>
+      <w:r>
+        <w:rPr>
+          <w:rFonts w:ascii="Calibri" w:cs="Calibri" w:eastAsia="Calibri" w:hAnsi="Calibri"/>
+          <w:b/>
+          <w:bCs/>
+          <w:sz w:val="44"/>
+          <w:szCs w:val="44"/>
+        </w:rPr>
         <w:t xml:space="preserve">Gitleaks — executable must be available on the system PATH.</w:t>
       </w:r>
     </w:p>
     <w:p>
       <w:pPr>
-        <w:pStyle w:val="ListBullet"/>
-      </w:pPr>
-      <w:r>
+        <w:pStyle w:val="ListParagraph"/>
+        <w:numPr>
+          <w:ilvl w:val="0"/>
+          <w:numId w:val="1"/>
+        </w:numPr>
+      </w:pPr>
+      <w:r>
+        <w:rPr>
+          <w:rFonts w:ascii="Calibri" w:cs="Calibri" w:eastAsia="Calibri" w:hAnsi="Calibri"/>
+          <w:b/>
+          <w:bCs/>
+          <w:sz w:val="44"/>
+          <w:szCs w:val="44"/>
+        </w:rPr>
         <w:t xml:space="preserve">The agent connects to the Jenkins master via agent.jar using the WebSocket protocol.</w:t>
       </w:r>
     </w:p>
     <w:p>
       <w:pPr>
-        <w:pStyle w:val="ListBullet"/>
-      </w:pPr>
-      <w:r>
+        <w:pStyle w:val="ListParagraph"/>
+        <w:numPr>
+          <w:ilvl w:val="0"/>
+          <w:numId w:val="1"/>
+        </w:numPr>
+      </w:pPr>
+      <w:r>
+        <w:rPr>
+          <w:rFonts w:ascii="Calibri" w:cs="Calibri" w:eastAsia="Calibri" w:hAnsi="Calibri"/>
+          <w:b/>
+          <w:bCs/>
+          <w:sz w:val="44"/>
+          <w:szCs w:val="44"/>
+        </w:rPr>
         <w:t xml:space="preserve">After installing any new tool or modifying PATH, the Jenkins agent service must be restarted for the change to take effect.</w:t>
       </w:r>
     </w:p>
     <w:p>
-      <w:r>
-        <w:rPr>
+      <w:pPr>
+        <w:spacing w:after="100" w:before="800"/>
+        <w:jc w:val="center"/>
+      </w:pPr>
+      <w:r>
+        <w:rPr>
+          <w:rFonts w:ascii="Calibri" w:cs="Calibri" w:eastAsia="Calibri" w:hAnsi="Calibri"/>
           <w:b/>
+          <w:bCs/>
+          <w:sz w:val="44"/>
+          <w:szCs w:val="44"/>
         </w:rPr>
         <w:t xml:space="preserve">Jenkins credential store (managed via Jenkins Credentials — never stored in the repository):</w:t>
       </w:r>
     </w:p>
     <w:p>
       <w:pPr>
-        <w:pStyle w:val="ListBullet"/>
-      </w:pPr>
-      <w:r>
+        <w:pStyle w:val="ListParagraph"/>
+        <w:numPr>
+          <w:ilvl w:val="0"/>
+          <w:numId w:val="1"/>
+        </w:numPr>
+      </w:pPr>
+      <w:r>
+        <w:rPr>
+          <w:rFonts w:ascii="Calibri" w:cs="Calibri" w:eastAsia="Calibri" w:hAnsi="Calibri"/>
+          <w:b/>
+          <w:bCs/>
+          <w:sz w:val="44"/>
+          <w:szCs w:val="44"/>
+        </w:rPr>
         <w:t xml:space="preserve">GitHub token (GIT_CRED_ID): repository access, commit status updates, Git tag creation, GitHub Release publication.</w:t>
       </w:r>
     </w:p>
     <w:p>
       <w:pPr>
-        <w:pStyle w:val="ListBullet"/>
-      </w:pPr>
-      <w:r>
+        <w:pStyle w:val="ListParagraph"/>
+        <w:numPr>
+          <w:ilvl w:val="0"/>
+          <w:numId w:val="1"/>
+        </w:numPr>
+      </w:pPr>
+      <w:r>
+        <w:rPr>
+          <w:rFonts w:ascii="Calibri" w:cs="Calibri" w:eastAsia="Calibri" w:hAnsi="Calibri"/>
+          <w:b/>
+          <w:bCs/>
+          <w:sz w:val="44"/>
+          <w:szCs w:val="44"/>
+        </w:rPr>
         <w:t xml:space="preserve">Docker Hub token (REGISTRY_CRED_ID): image push authentication.</w:t>
       </w:r>
     </w:p>
     <w:p>
-      <w:r>
-        <w:rPr>
+      <w:pPr>
+        <w:spacing w:after="100" w:before="800"/>
+        <w:jc w:val="center"/>
+      </w:pPr>
+      <w:r>
+        <w:rPr>
+          <w:rFonts w:ascii="Calibri" w:cs="Calibri" w:eastAsia="Calibri" w:hAnsi="Calibri"/>
           <w:b/>
+          <w:bCs/>
+          <w:sz w:val="44"/>
+          <w:szCs w:val="44"/>
         </w:rPr>
         <w:t xml:space="preserve">Docker image versioning format:</w:t>
       </w:r>
     </w:p>
     <w:p>
-      <w:r>
-        <w:t xml:space="preserve">Images built on main are tagged as: registry/api-slug:vX.Y.Z-shortSHA</w:t>
-      </w:r>
-    </w:p>
-    <w:p>
-      <w:r>
+      <w:pPr>
+        <w:spacing w:after="100" w:before="800"/>
+        <w:jc w:val="center"/>
+      </w:pPr>
+      <w:r>
+        <w:rPr>
+          <w:rFonts w:ascii="Calibri" w:cs="Calibri" w:eastAsia="Calibri" w:hAnsi="Calibri"/>
+          <w:b/>
+          <w:bCs/>
+          <w:sz w:val="44"/>
+          <w:szCs w:val="44"/>
+        </w:rPr>
+        <w:t xml:space="preserve">Images built on main are tagged as:  registry/api-slug:vX.Y.Z-shortSHA</w:t>
+      </w:r>
+    </w:p>
+    <w:p>
+      <w:pPr>
+        <w:spacing w:after="100" w:before="800"/>
+        <w:jc w:val="center"/>
+      </w:pPr>
+      <w:r>
+        <w:rPr>
+          <w:rFonts w:ascii="Courier New" w:cs="Calibri" w:eastAsia="Calibri" w:hAnsi="Courier New"/>
+          <w:b/>
+          <w:bCs/>
+          <w:sz w:val="44"/>
+          <w:szCs w:val="44"/>
+        </w:rPr>
         <w:t xml:space="preserve">Example: oubeyd/order-api-product-api:v0.1.0-fa78fa3a</w:t>
       </w:r>
     </w:p>
     <w:p>
-      <w:r>
+      <w:pPr>
+        <w:spacing w:after="100" w:before="800"/>
+        <w:jc w:val="center"/>
+      </w:pPr>
+      <w:r>
+        <w:rPr>
+          <w:rFonts w:ascii="Calibri" w:cs="Calibri" w:eastAsia="Calibri" w:hAnsi="Calibri"/>
+          <w:b/>
+          <w:bCs/>
+          <w:sz w:val="44"/>
+          <w:szCs w:val="44"/>
+        </w:rPr>
         <w:t xml:space="preserve">The short SHA is read directly via git rev-parse HEAD when the Jenkins GIT_COMMIT environment variable is not populated by the plugin (this fixes the previously reported unknown SHA issue).</w:t>
       </w:r>
     </w:p>
@@ -9024,71 +8674,167 @@
       </w:r>
     </w:p>
     <w:p>
-      <w:r>
-        <w:rPr>
+      <w:pPr>
+        <w:spacing w:after="100" w:before="800"/>
+        <w:jc w:val="center"/>
+      </w:pPr>
+      <w:r>
+        <w:rPr>
+          <w:rFonts w:ascii="Calibri" w:cs="Calibri" w:eastAsia="Calibri" w:hAnsi="Calibri"/>
           <w:b/>
+          <w:bCs/>
+          <w:sz w:val="44"/>
+          <w:szCs w:val="44"/>
         </w:rPr>
         <w:t xml:space="preserve">Enforced branch promotion workflow:</w:t>
       </w:r>
     </w:p>
     <w:p>
-      <w:r>
-        <w:t xml:space="preserve">  feature/* --&gt; develop --&gt; main</w:t>
-      </w:r>
-    </w:p>
-    <w:p>
-      <w:pPr>
-        <w:pStyle w:val="ListBullet"/>
-      </w:pPr>
-      <w:r>
+      <w:pPr>
+        <w:spacing w:after="100" w:before="800"/>
+        <w:jc w:val="center"/>
+      </w:pPr>
+      <w:r>
+        <w:rPr>
+          <w:rFonts w:ascii="Courier New" w:cs="Calibri" w:eastAsia="Calibri" w:hAnsi="Courier New"/>
+          <w:b/>
+          <w:bCs/>
+          <w:sz w:val="44"/>
+          <w:szCs w:val="44"/>
+        </w:rPr>
+        <w:t xml:space="preserve">  feature/*  →  develop  →  main</w:t>
+      </w:r>
+    </w:p>
+    <w:p>
+      <w:pPr>
+        <w:pStyle w:val="ListParagraph"/>
+        <w:numPr>
+          <w:ilvl w:val="0"/>
+          <w:numId w:val="1"/>
+        </w:numPr>
+      </w:pPr>
+      <w:r>
+        <w:rPr>
+          <w:rFonts w:ascii="Calibri" w:cs="Calibri" w:eastAsia="Calibri" w:hAnsi="Calibri"/>
+          <w:b/>
+          <w:bCs/>
+          <w:sz w:val="44"/>
+          <w:szCs w:val="44"/>
+        </w:rPr>
         <w:t xml:space="preserve">Developers create feature/* branches and push their changes there.</w:t>
       </w:r>
     </w:p>
     <w:p>
       <w:pPr>
-        <w:pStyle w:val="ListBullet"/>
-      </w:pPr>
-      <w:r>
+        <w:pStyle w:val="ListParagraph"/>
+        <w:numPr>
+          <w:ilvl w:val="0"/>
+          <w:numId w:val="1"/>
+        </w:numPr>
+      </w:pPr>
+      <w:r>
+        <w:rPr>
+          <w:rFonts w:ascii="Calibri" w:cs="Calibri" w:eastAsia="Calibri" w:hAnsi="Calibri"/>
+          <w:b/>
+          <w:bCs/>
+          <w:sz w:val="44"/>
+          <w:szCs w:val="44"/>
+        </w:rPr>
         <w:t xml:space="preserve">Feature branches are validated by Jenkins (quality checks, security scans, CAR build, Docker build check). No image is pushed and no deployment occurs.</w:t>
       </w:r>
     </w:p>
     <w:p>
       <w:pPr>
-        <w:pStyle w:val="ListBullet"/>
-      </w:pPr>
-      <w:r>
+        <w:pStyle w:val="ListParagraph"/>
+        <w:numPr>
+          <w:ilvl w:val="0"/>
+          <w:numId w:val="1"/>
+        </w:numPr>
+      </w:pPr>
+      <w:r>
+        <w:rPr>
+          <w:rFonts w:ascii="Calibri" w:cs="Calibri" w:eastAsia="Calibri" w:hAnsi="Calibri"/>
+          <w:b/>
+          <w:bCs/>
+          <w:sz w:val="44"/>
+          <w:szCs w:val="44"/>
+        </w:rPr>
         <w:t xml:space="preserve">When a feature is ready, the developer opens a Pull Request targeting develop. Jenkins validates the PR before it can be merged.</w:t>
       </w:r>
     </w:p>
     <w:p>
       <w:pPr>
-        <w:pStyle w:val="ListBullet"/>
-      </w:pPr>
-      <w:r>
+        <w:pStyle w:val="ListParagraph"/>
+        <w:numPr>
+          <w:ilvl w:val="0"/>
+          <w:numId w:val="1"/>
+        </w:numPr>
+      </w:pPr>
+      <w:r>
+        <w:rPr>
+          <w:rFonts w:ascii="Calibri" w:cs="Calibri" w:eastAsia="Calibri" w:hAnsi="Calibri"/>
+          <w:b/>
+          <w:bCs/>
+          <w:sz w:val="44"/>
+          <w:szCs w:val="44"/>
+        </w:rPr>
         <w:t xml:space="preserve">develop is the integration / development environment branch. Merges trigger a full build, image push, deployment to wso2-mi-dev, and smoke tests.</w:t>
       </w:r>
     </w:p>
     <w:p>
       <w:pPr>
-        <w:pStyle w:val="ListBullet"/>
-      </w:pPr>
-      <w:r>
+        <w:pStyle w:val="ListParagraph"/>
+        <w:numPr>
+          <w:ilvl w:val="0"/>
+          <w:numId w:val="1"/>
+        </w:numPr>
+      </w:pPr>
+      <w:r>
+        <w:rPr>
+          <w:rFonts w:ascii="Calibri" w:cs="Calibri" w:eastAsia="Calibri" w:hAnsi="Calibri"/>
+          <w:b/>
+          <w:bCs/>
+          <w:sz w:val="44"/>
+          <w:szCs w:val="44"/>
+        </w:rPr>
         <w:t xml:space="preserve">When develop is stable and a release is desired, a Pull Request from develop to main is opened. Jenkins validates it.</w:t>
       </w:r>
     </w:p>
     <w:p>
       <w:pPr>
-        <w:pStyle w:val="ListBullet"/>
-      </w:pPr>
-      <w:r>
+        <w:pStyle w:val="ListParagraph"/>
+        <w:numPr>
+          <w:ilvl w:val="0"/>
+          <w:numId w:val="1"/>
+        </w:numPr>
+      </w:pPr>
+      <w:r>
+        <w:rPr>
+          <w:rFonts w:ascii="Calibri" w:cs="Calibri" w:eastAsia="Calibri" w:hAnsi="Calibri"/>
+          <w:b/>
+          <w:bCs/>
+          <w:sz w:val="44"/>
+          <w:szCs w:val="44"/>
+        </w:rPr>
         <w:t xml:space="preserve">main is the release branch. Merges trigger versioning, Git tagging, GitHub Release creation, versioned image push, and deployment of the release container.</w:t>
       </w:r>
     </w:p>
     <w:p>
       <w:pPr>
-        <w:pStyle w:val="ListBullet"/>
-      </w:pPr>
-      <w:r>
+        <w:pStyle w:val="ListParagraph"/>
+        <w:numPr>
+          <w:ilvl w:val="0"/>
+          <w:numId w:val="1"/>
+        </w:numPr>
+      </w:pPr>
+      <w:r>
+        <w:rPr>
+          <w:rFonts w:ascii="Calibri" w:cs="Calibri" w:eastAsia="Calibri" w:hAnsi="Calibri"/>
+          <w:b/>
+          <w:bCs/>
+          <w:sz w:val="44"/>
+          <w:szCs w:val="44"/>
+        </w:rPr>
         <w:t xml:space="preserve">Direct pushes to develop and main are blocked via GitHub Branch Protection rules. All changes must go through Pull Requests with a required passing Jenkins status check.</w:t>
       </w:r>
     </w:p>
@@ -10206,20 +9952,18 @@
     </w:p>
     <w:p>
       <w:pPr>
-        <w:pStyle w:val="ListParagraph"/>
-        <w:numPr>
-          <w:ilvl w:val="0"/>
-          <w:numId w:val="5"/>
-        </w:numPr>
-        <w:spacing w:after="140" w:line="276"/>
-      </w:pPr>
-      <w:r>
-        <w:rPr>
-          <w:rFonts w:ascii="Calibri" w:cs="Calibri" w:eastAsia="Calibri" w:hAnsi="Calibri"/>
-          <w:sz w:val="21"/>
-          <w:szCs w:val="21"/>
-        </w:rPr>
-        <w:t xml:space="preserve">The pipeline builds and publishes the API's Docker image to the registry, tagged as registry/api-slug:vX.Y.Z-shortSHA (for example oubeyd/order-api-product-api:v0.1.0-fa78fa3a). A Trivy image scan then runs with strict HIGH/CRITICAL blocking before deployment proceeds.</w:t>
+        <w:spacing w:after="100" w:before="800"/>
+        <w:jc w:val="center"/>
+      </w:pPr>
+      <w:r>
+        <w:rPr>
+          <w:rFonts w:ascii="Courier New" w:cs="Calibri" w:eastAsia="Calibri" w:hAnsi="Courier New"/>
+          <w:b/>
+          <w:bCs/>
+          <w:sz w:val="44"/>
+          <w:szCs w:val="44"/>
+        </w:rPr>
+        <w:t xml:space="preserve">Example: oubeyd/order-api-product-api:v0.1.0-fa78fa3a</w:t>
       </w:r>
     </w:p>
     <w:p>
@@ -11848,1026 +11592,6 @@
         </w:tc>
       </w:tr>
     </w:tbl>
-    <w:p>
-      <w:pPr>
-        <w:pStyle w:val="Heading1"/>
-        <w:pageBreakBefore/>
-        <w:spacing w:after="240" w:before="200"/>
-      </w:pPr>
-      <w:r>
-        <w:rPr>
-          <w:rFonts w:ascii="Calibri" w:cs="Calibri" w:eastAsia="Calibri" w:hAnsi="Calibri"/>
-          <w:b/>
-          <w:bCs/>
-          <w:color w:val="1F4E78"/>
-          <w:sz w:val="32"/>
-          <w:szCs w:val="32"/>
-        </w:rPr>
-        <w:t xml:space="preserve">11. Evolution from the Initial GitHub Actions Design</w:t>
-      </w:r>
-    </w:p>
-    <w:p>
-      <w:pPr>
-        <w:spacing w:after="160" w:line="276"/>
-      </w:pPr>
-      <w:r>
-        <w:rPr>
-          <w:rFonts w:ascii="Calibri" w:cs="Calibri" w:eastAsia="Calibri" w:hAnsi="Calibri"/>
-          <w:sz w:val="21"/>
-          <w:szCs w:val="21"/>
-        </w:rPr>
-        <w:t xml:space="preserve">This project's CI/CD pipeline was originally designed and implemented on GitHub Actions. Partway through the internship, the host organization's CI/CD direction moved toward a Jenkins-controlled environment, and the pipeline was rebuilt on Jenkins accordingly. This section records what changed, and why, for anyone comparing this document against an earlier revision or wondering why certain design choices exist.</w:t>
-      </w:r>
-    </w:p>
-    <w:p>
-      <w:pPr>
-        <w:pStyle w:val="Heading2"/>
-        <w:spacing w:after="160" w:before="280"/>
-      </w:pPr>
-      <w:r>
-        <w:rPr>
-          <w:rFonts w:ascii="Calibri" w:cs="Calibri" w:eastAsia="Calibri" w:hAnsi="Calibri"/>
-          <w:b/>
-          <w:bCs/>
-          <w:color w:val="1F4E78"/>
-          <w:sz w:val="26"/>
-          <w:szCs w:val="26"/>
-        </w:rPr>
-        <w:t xml:space="preserve">11.1 Why the Change Happened</w:t>
-      </w:r>
-    </w:p>
-    <w:p>
-      <w:pPr>
-        <w:spacing w:after="160" w:line="276"/>
-      </w:pPr>
-      <w:r>
-        <w:rPr>
-          <w:rFonts w:ascii="Calibri" w:cs="Calibri" w:eastAsia="Calibri" w:hAnsi="Calibri"/>
-          <w:sz w:val="21"/>
-          <w:szCs w:val="21"/>
-        </w:rPr>
-        <w:t xml:space="preserve">GitHub Actions was replaced by a Jenkins Multibranch Pipeline because the project moved toward a Jenkins-controlled CI/CD environment at the organizational level — not because of a technical shortcoming discovered in the GitHub Actions design. The change-detection, per-API, branch-aware approach that GitHub Actions implemented was carried over conceptually; what changed was the execution engine underneath it.</w:t>
-      </w:r>
-    </w:p>
-    <w:p>
-      <w:pPr>
-        <w:pStyle w:val="Heading2"/>
-        <w:spacing w:after="160" w:before="280"/>
-      </w:pPr>
-      <w:r>
-        <w:rPr>
-          <w:rFonts w:ascii="Calibri" w:cs="Calibri" w:eastAsia="Calibri" w:hAnsi="Calibri"/>
-          <w:b/>
-          <w:bCs/>
-          <w:color w:val="1F4E78"/>
-          <w:sz w:val="26"/>
-          <w:szCs w:val="26"/>
-        </w:rPr>
-        <w:t xml:space="preserve">11.2 What Changed</w:t>
-      </w:r>
-    </w:p>
-    <w:tbl>
-      <w:tblPr>
-        <w:tblW w:type="dxa" w:w="9638"/>
-        <w:tblBorders>
-          <w:top w:val="single" w:color="BFBFBF" w:sz="4"/>
-          <w:left w:val="single" w:color="BFBFBF" w:sz="4"/>
-          <w:bottom w:val="single" w:color="BFBFBF" w:sz="4"/>
-          <w:right w:val="single" w:color="BFBFBF" w:sz="4"/>
-          <w:insideH w:val="single" w:color="auto" w:sz="4"/>
-          <w:insideV w:val="single" w:color="auto" w:sz="4"/>
-        </w:tblBorders>
-      </w:tblPr>
-      <w:tblGrid>
-        <w:gridCol w:w="2120"/>
-        <w:gridCol w:w="3759"/>
-        <w:gridCol w:w="3759"/>
-      </w:tblGrid>
-      <w:tr>
-        <w:trPr>
-          <w:tblHeader/>
-        </w:trPr>
-        <w:tc>
-          <w:tcPr>
-            <w:tcW w:type="dxa" w:w="2120"/>
-            <w:shd w:fill="D9E2F3" w:val="clear"/>
-            <w:tcMar>
-              <w:top w:type="dxa" w:w="80"/>
-              <w:left w:type="dxa" w:w="100"/>
-              <w:bottom w:type="dxa" w:w="80"/>
-              <w:right w:type="dxa" w:w="100"/>
-            </w:tcMar>
-            <w:vAlign w:val="center"/>
-          </w:tcPr>
-          <w:p>
-            <w:r>
-              <w:rPr>
-                <w:rFonts w:ascii="Calibri" w:cs="Calibri" w:eastAsia="Calibri" w:hAnsi="Calibri"/>
-                <w:b/>
-                <w:bCs/>
-                <w:sz w:val="20"/>
-                <w:szCs w:val="20"/>
-              </w:rPr>
-              <w:t xml:space="preserve">Concern</w:t>
-            </w:r>
-          </w:p>
-        </w:tc>
-        <w:tc>
-          <w:tcPr>
-            <w:tcW w:type="dxa" w:w="3759"/>
-            <w:shd w:fill="D9E2F3" w:val="clear"/>
-            <w:tcMar>
-              <w:top w:type="dxa" w:w="80"/>
-              <w:left w:type="dxa" w:w="100"/>
-              <w:bottom w:type="dxa" w:w="80"/>
-              <w:right w:type="dxa" w:w="100"/>
-            </w:tcMar>
-            <w:vAlign w:val="center"/>
-          </w:tcPr>
-          <w:p>
-            <w:r>
-              <w:rPr>
-                <w:rFonts w:ascii="Calibri" w:cs="Calibri" w:eastAsia="Calibri" w:hAnsi="Calibri"/>
-                <w:b/>
-                <w:bCs/>
-                <w:sz w:val="20"/>
-                <w:szCs w:val="20"/>
-              </w:rPr>
-              <w:t xml:space="preserve">Original Design (GitHub Actions)</w:t>
-            </w:r>
-          </w:p>
-        </w:tc>
-        <w:tc>
-          <w:tcPr>
-            <w:tcW w:type="dxa" w:w="3759"/>
-            <w:shd w:fill="D9E2F3" w:val="clear"/>
-            <w:tcMar>
-              <w:top w:type="dxa" w:w="80"/>
-              <w:left w:type="dxa" w:w="100"/>
-              <w:bottom w:type="dxa" w:w="80"/>
-              <w:right w:type="dxa" w:w="100"/>
-            </w:tcMar>
-            <w:vAlign w:val="center"/>
-          </w:tcPr>
-          <w:p>
-            <w:r>
-              <w:rPr>
-                <w:rFonts w:ascii="Calibri" w:cs="Calibri" w:eastAsia="Calibri" w:hAnsi="Calibri"/>
-                <w:b/>
-                <w:bCs/>
-                <w:sz w:val="20"/>
-                <w:szCs w:val="20"/>
-              </w:rPr>
-              <w:t xml:space="preserve">Current Design (Jenkins)</w:t>
-            </w:r>
-          </w:p>
-        </w:tc>
-      </w:tr>
-      <w:tr>
-        <w:tc>
-          <w:tcPr>
-            <w:tcW w:type="dxa" w:w="2120"/>
-            <w:tcMar>
-              <w:top w:type="dxa" w:w="80"/>
-              <w:left w:type="dxa" w:w="100"/>
-              <w:bottom w:type="dxa" w:w="80"/>
-              <w:right w:type="dxa" w:w="100"/>
-            </w:tcMar>
-            <w:vAlign w:val="center"/>
-          </w:tcPr>
-          <w:p>
-            <w:r>
-              <w:rPr>
-                <w:rFonts w:ascii="Calibri" w:cs="Calibri" w:eastAsia="Calibri" w:hAnsi="Calibri"/>
-                <w:b w:val="false"/>
-                <w:bCs w:val="false"/>
-                <w:sz w:val="20"/>
-                <w:szCs w:val="20"/>
-              </w:rPr>
-              <w:t xml:space="preserve">Execution engine</w:t>
-            </w:r>
-          </w:p>
-        </w:tc>
-        <w:tc>
-          <w:tcPr>
-            <w:tcW w:type="dxa" w:w="3759"/>
-            <w:tcMar>
-              <w:top w:type="dxa" w:w="80"/>
-              <w:left w:type="dxa" w:w="100"/>
-              <w:bottom w:type="dxa" w:w="80"/>
-              <w:right w:type="dxa" w:w="100"/>
-            </w:tcMar>
-            <w:vAlign w:val="center"/>
-          </w:tcPr>
-          <w:p>
-            <w:r>
-              <w:rPr>
-                <w:rFonts w:ascii="Calibri" w:cs="Calibri" w:eastAsia="Calibri" w:hAnsi="Calibri"/>
-                <w:b w:val="false"/>
-                <w:bCs w:val="false"/>
-                <w:sz w:val="20"/>
-                <w:szCs w:val="20"/>
-              </w:rPr>
-              <w:t xml:space="preserve">GitHub Actions, native to the GitHub platform</w:t>
-            </w:r>
-          </w:p>
-        </w:tc>
-        <w:tc>
-          <w:tcPr>
-            <w:tcW w:type="dxa" w:w="3759"/>
-            <w:tcMar>
-              <w:top w:type="dxa" w:w="80"/>
-              <w:left w:type="dxa" w:w="100"/>
-              <w:bottom w:type="dxa" w:w="80"/>
-              <w:right w:type="dxa" w:w="100"/>
-            </w:tcMar>
-            <w:vAlign w:val="center"/>
-          </w:tcPr>
-          <w:p>
-            <w:r>
-              <w:rPr>
-                <w:rFonts w:ascii="Calibri" w:cs="Calibri" w:eastAsia="Calibri" w:hAnsi="Calibri"/>
-                <w:b w:val="false"/>
-                <w:bCs w:val="false"/>
-                <w:sz w:val="20"/>
-                <w:szCs w:val="20"/>
-              </w:rPr>
-              <w:t xml:space="preserve">Jenkins, self-hosted and organization-controlled, configured as a Multibranch Pipeline</w:t>
-            </w:r>
-          </w:p>
-        </w:tc>
-      </w:tr>
-      <w:tr>
-        <w:tc>
-          <w:tcPr>
-            <w:tcW w:type="dxa" w:w="2120"/>
-            <w:tcMar>
-              <w:top w:type="dxa" w:w="80"/>
-              <w:left w:type="dxa" w:w="100"/>
-              <w:bottom w:type="dxa" w:w="80"/>
-              <w:right w:type="dxa" w:w="100"/>
-            </w:tcMar>
-            <w:vAlign w:val="center"/>
-          </w:tcPr>
-          <w:p>
-            <w:r>
-              <w:rPr>
-                <w:rFonts w:ascii="Calibri" w:cs="Calibri" w:eastAsia="Calibri" w:hAnsi="Calibri"/>
-                <w:b w:val="false"/>
-                <w:bCs w:val="false"/>
-                <w:sz w:val="20"/>
-                <w:szCs w:val="20"/>
-              </w:rPr>
-              <w:t xml:space="preserve">Trigger mechanism</w:t>
-            </w:r>
-          </w:p>
-        </w:tc>
-        <w:tc>
-          <w:tcPr>
-            <w:tcW w:type="dxa" w:w="3759"/>
-            <w:tcMar>
-              <w:top w:type="dxa" w:w="80"/>
-              <w:left w:type="dxa" w:w="100"/>
-              <w:bottom w:type="dxa" w:w="80"/>
-              <w:right w:type="dxa" w:w="100"/>
-            </w:tcMar>
-            <w:vAlign w:val="center"/>
-          </w:tcPr>
-          <w:p>
-            <w:r>
-              <w:rPr>
-                <w:rFonts w:ascii="Calibri" w:cs="Calibri" w:eastAsia="Calibri" w:hAnsi="Calibri"/>
-                <w:b w:val="false"/>
-                <w:bCs w:val="false"/>
-                <w:sz w:val="20"/>
-                <w:szCs w:val="20"/>
-              </w:rPr>
-              <w:t xml:space="preserve">Native GitHub Actions triggers (on: push, on: pull_request)</w:t>
-            </w:r>
-          </w:p>
-        </w:tc>
-        <w:tc>
-          <w:tcPr>
-            <w:tcW w:type="dxa" w:w="3759"/>
-            <w:tcMar>
-              <w:top w:type="dxa" w:w="80"/>
-              <w:left w:type="dxa" w:w="100"/>
-              <w:bottom w:type="dxa" w:w="80"/>
-              <w:right w:type="dxa" w:w="100"/>
-            </w:tcMar>
-            <w:vAlign w:val="center"/>
-          </w:tcPr>
-          <w:p>
-            <w:r>
-              <w:rPr>
-                <w:rFonts w:ascii="Calibri" w:cs="Calibri" w:eastAsia="Calibri" w:hAnsi="Calibri"/>
-                <w:b w:val="false"/>
-                <w:bCs w:val="false"/>
-                <w:sz w:val="20"/>
-                <w:szCs w:val="20"/>
-              </w:rPr>
-              <w:t xml:space="preserve">GitHub webhooks calling Jenkins at /github-webhook/ on push and pull-request events</w:t>
-            </w:r>
-          </w:p>
-        </w:tc>
-      </w:tr>
-      <w:tr>
-        <w:tc>
-          <w:tcPr>
-            <w:tcW w:type="dxa" w:w="2120"/>
-            <w:tcMar>
-              <w:top w:type="dxa" w:w="80"/>
-              <w:left w:type="dxa" w:w="100"/>
-              <w:bottom w:type="dxa" w:w="80"/>
-              <w:right w:type="dxa" w:w="100"/>
-            </w:tcMar>
-            <w:vAlign w:val="center"/>
-          </w:tcPr>
-          <w:p>
-            <w:r>
-              <w:rPr>
-                <w:rFonts w:ascii="Calibri" w:cs="Calibri" w:eastAsia="Calibri" w:hAnsi="Calibri"/>
-                <w:b w:val="false"/>
-                <w:bCs w:val="false"/>
-                <w:sz w:val="20"/>
-                <w:szCs w:val="20"/>
-              </w:rPr>
-              <w:t xml:space="preserve">Local testing exposure</w:t>
-            </w:r>
-          </w:p>
-        </w:tc>
-        <w:tc>
-          <w:tcPr>
-            <w:tcW w:type="dxa" w:w="3759"/>
-            <w:tcMar>
-              <w:top w:type="dxa" w:w="80"/>
-              <w:left w:type="dxa" w:w="100"/>
-              <w:bottom w:type="dxa" w:w="80"/>
-              <w:right w:type="dxa" w:w="100"/>
-            </w:tcMar>
-            <w:vAlign w:val="center"/>
-          </w:tcPr>
-          <w:p>
-            <w:r>
-              <w:rPr>
-                <w:rFonts w:ascii="Calibri" w:cs="Calibri" w:eastAsia="Calibri" w:hAnsi="Calibri"/>
-                <w:b w:val="false"/>
-                <w:bCs w:val="false"/>
-                <w:sz w:val="20"/>
-                <w:szCs w:val="20"/>
-              </w:rPr>
-              <w:t xml:space="preserve">Not applicable — GitHub Actions required no local exposure</w:t>
-            </w:r>
-          </w:p>
-        </w:tc>
-        <w:tc>
-          <w:tcPr>
-            <w:tcW w:type="dxa" w:w="3759"/>
-            <w:tcMar>
-              <w:top w:type="dxa" w:w="80"/>
-              <w:left w:type="dxa" w:w="100"/>
-              <w:bottom w:type="dxa" w:w="80"/>
-              <w:right w:type="dxa" w:w="100"/>
-            </w:tcMar>
-            <w:vAlign w:val="center"/>
-          </w:tcPr>
-          <w:p>
-            <w:r>
-              <w:rPr>
-                <w:rFonts w:ascii="Calibri" w:cs="Calibri" w:eastAsia="Calibri" w:hAnsi="Calibri"/>
-                <w:b w:val="false"/>
-                <w:bCs w:val="false"/>
-                <w:sz w:val="20"/>
-                <w:szCs w:val="20"/>
-              </w:rPr>
-              <w:t xml:space="preserve">ngrok exposes a local Jenkins instance to GitHub webhook delivery during development and testing</w:t>
-            </w:r>
-          </w:p>
-        </w:tc>
-      </w:tr>
-      <w:tr>
-        <w:tc>
-          <w:tcPr>
-            <w:tcW w:type="dxa" w:w="2120"/>
-            <w:tcMar>
-              <w:top w:type="dxa" w:w="80"/>
-              <w:left w:type="dxa" w:w="100"/>
-              <w:bottom w:type="dxa" w:w="80"/>
-              <w:right w:type="dxa" w:w="100"/>
-            </w:tcMar>
-            <w:vAlign w:val="center"/>
-          </w:tcPr>
-          <w:p>
-            <w:r>
-              <w:rPr>
-                <w:rFonts w:ascii="Calibri" w:cs="Calibri" w:eastAsia="Calibri" w:hAnsi="Calibri"/>
-                <w:b w:val="false"/>
-                <w:bCs w:val="false"/>
-                <w:sz w:val="20"/>
-                <w:szCs w:val="20"/>
-              </w:rPr>
-              <w:t xml:space="preserve">Compute</w:t>
-            </w:r>
-          </w:p>
-        </w:tc>
-        <w:tc>
-          <w:tcPr>
-            <w:tcW w:type="dxa" w:w="3759"/>
-            <w:tcMar>
-              <w:top w:type="dxa" w:w="80"/>
-              <w:left w:type="dxa" w:w="100"/>
-              <w:bottom w:type="dxa" w:w="80"/>
-              <w:right w:type="dxa" w:w="100"/>
-            </w:tcMar>
-            <w:vAlign w:val="center"/>
-          </w:tcPr>
-          <w:p>
-            <w:r>
-              <w:rPr>
-                <w:rFonts w:ascii="Calibri" w:cs="Calibri" w:eastAsia="Calibri" w:hAnsi="Calibri"/>
-                <w:b w:val="false"/>
-                <w:bCs w:val="false"/>
-                <w:sz w:val="20"/>
-                <w:szCs w:val="20"/>
-              </w:rPr>
-              <w:t xml:space="preserve">GitHub-hosted runners (Linux) plus a self-hosted runner for deployment</w:t>
-            </w:r>
-          </w:p>
-        </w:tc>
-        <w:tc>
-          <w:tcPr>
-            <w:tcW w:type="dxa" w:w="3759"/>
-            <w:tcMar>
-              <w:top w:type="dxa" w:w="80"/>
-              <w:left w:type="dxa" w:w="100"/>
-              <w:bottom w:type="dxa" w:w="80"/>
-              <w:right w:type="dxa" w:w="100"/>
-            </w:tcMar>
-            <w:vAlign w:val="center"/>
-          </w:tcPr>
-          <w:p>
-            <w:r>
-              <w:rPr>
-                <w:rFonts w:ascii="Calibri" w:cs="Calibri" w:eastAsia="Calibri" w:hAnsi="Calibri"/>
-                <w:b w:val="false"/>
-                <w:bCs w:val="false"/>
-                <w:sz w:val="20"/>
-                <w:szCs w:val="20"/>
-              </w:rPr>
-              <w:t xml:space="preserve">Jenkins agents — a Linux build agent, and a Windows agent (wso2-dev-server) for development deployment</w:t>
-            </w:r>
-          </w:p>
-        </w:tc>
-      </w:tr>
-      <w:tr>
-        <w:tc>
-          <w:tcPr>
-            <w:tcW w:type="dxa" w:w="2120"/>
-            <w:tcMar>
-              <w:top w:type="dxa" w:w="80"/>
-              <w:left w:type="dxa" w:w="100"/>
-              <w:bottom w:type="dxa" w:w="80"/>
-              <w:right w:type="dxa" w:w="100"/>
-            </w:tcMar>
-            <w:vAlign w:val="center"/>
-          </w:tcPr>
-          <w:p>
-            <w:r>
-              <w:rPr>
-                <w:rFonts w:ascii="Calibri" w:cs="Calibri" w:eastAsia="Calibri" w:hAnsi="Calibri"/>
-                <w:b w:val="false"/>
-                <w:bCs w:val="false"/>
-                <w:sz w:val="20"/>
-                <w:szCs w:val="20"/>
-              </w:rPr>
-              <w:t xml:space="preserve">Development/testing deployment target</w:t>
-            </w:r>
-          </w:p>
-        </w:tc>
-        <w:tc>
-          <w:tcPr>
-            <w:tcW w:type="dxa" w:w="3759"/>
-            <w:tcMar>
-              <w:top w:type="dxa" w:w="80"/>
-              <w:left w:type="dxa" w:w="100"/>
-              <w:bottom w:type="dxa" w:w="80"/>
-              <w:right w:type="dxa" w:w="100"/>
-            </w:tcMar>
-            <w:vAlign w:val="center"/>
-          </w:tcPr>
-          <w:p>
-            <w:r>
-              <w:rPr>
-                <w:rFonts w:ascii="Calibri" w:cs="Calibri" w:eastAsia="Calibri" w:hAnsi="Calibri"/>
-                <w:b w:val="false"/>
-                <w:bCs w:val="false"/>
-                <w:sz w:val="20"/>
-                <w:szCs w:val="20"/>
-              </w:rPr>
-              <w:t xml:space="preserve">A self-hosted GitHub Actions runner colocated with the target host</w:t>
-            </w:r>
-          </w:p>
-        </w:tc>
-        <w:tc>
-          <w:tcPr>
-            <w:tcW w:type="dxa" w:w="3759"/>
-            <w:tcMar>
-              <w:top w:type="dxa" w:w="80"/>
-              <w:left w:type="dxa" w:w="100"/>
-              <w:bottom w:type="dxa" w:w="80"/>
-              <w:right w:type="dxa" w:w="100"/>
-            </w:tcMar>
-            <w:vAlign w:val="center"/>
-          </w:tcPr>
-          <w:p>
-            <w:r>
-              <w:rPr>
-                <w:rFonts w:ascii="Calibri" w:cs="Calibri" w:eastAsia="Calibri" w:hAnsi="Calibri"/>
-                <w:b w:val="false"/>
-                <w:bCs w:val="false"/>
-                <w:sz w:val="20"/>
-                <w:szCs w:val="20"/>
-              </w:rPr>
-              <w:t xml:space="preserve">The wso2-dev-server Windows Jenkins agent, chosen specifically because Docker Desktop is already available there</w:t>
-            </w:r>
-          </w:p>
-        </w:tc>
-      </w:tr>
-      <w:tr>
-        <w:tc>
-          <w:tcPr>
-            <w:tcW w:type="dxa" w:w="2120"/>
-            <w:tcMar>
-              <w:top w:type="dxa" w:w="80"/>
-              <w:left w:type="dxa" w:w="100"/>
-              <w:bottom w:type="dxa" w:w="80"/>
-              <w:right w:type="dxa" w:w="100"/>
-            </w:tcMar>
-            <w:vAlign w:val="center"/>
-          </w:tcPr>
-          <w:p>
-            <w:r>
-              <w:rPr>
-                <w:rFonts w:ascii="Calibri" w:cs="Calibri" w:eastAsia="Calibri" w:hAnsi="Calibri"/>
-                <w:b w:val="false"/>
-                <w:bCs w:val="false"/>
-                <w:sz w:val="20"/>
-                <w:szCs w:val="20"/>
-              </w:rPr>
-              <w:t xml:space="preserve">Pipeline definition format</w:t>
-            </w:r>
-          </w:p>
-        </w:tc>
-        <w:tc>
-          <w:tcPr>
-            <w:tcW w:type="dxa" w:w="3759"/>
-            <w:tcMar>
-              <w:top w:type="dxa" w:w="80"/>
-              <w:left w:type="dxa" w:w="100"/>
-              <w:bottom w:type="dxa" w:w="80"/>
-              <w:right w:type="dxa" w:w="100"/>
-            </w:tcMar>
-            <w:vAlign w:val="center"/>
-          </w:tcPr>
-          <w:p>
-            <w:r>
-              <w:rPr>
-                <w:rFonts w:ascii="Calibri" w:cs="Calibri" w:eastAsia="Calibri" w:hAnsi="Calibri"/>
-                <w:b w:val="false"/>
-                <w:bCs w:val="false"/>
-                <w:sz w:val="20"/>
-                <w:szCs w:val="20"/>
-              </w:rPr>
-              <w:t xml:space="preserve">GitHub Actions workflow YAML files under .github/workflows/, plus a composite action</w:t>
-            </w:r>
-          </w:p>
-        </w:tc>
-        <w:tc>
-          <w:tcPr>
-            <w:tcW w:type="dxa" w:w="3759"/>
-            <w:tcMar>
-              <w:top w:type="dxa" w:w="80"/>
-              <w:left w:type="dxa" w:w="100"/>
-              <w:bottom w:type="dxa" w:w="80"/>
-              <w:right w:type="dxa" w:w="100"/>
-            </w:tcMar>
-            <w:vAlign w:val="center"/>
-          </w:tcPr>
-          <w:p>
-            <w:r>
-              <w:rPr>
-                <w:rFonts w:ascii="Calibri" w:cs="Calibri" w:eastAsia="Calibri" w:hAnsi="Calibri"/>
-                <w:b w:val="false"/>
-                <w:bCs w:val="false"/>
-                <w:sz w:val="20"/>
-                <w:szCs w:val="20"/>
-              </w:rPr>
-              <w:t xml:space="preserve">A Jenkinsfile plus reusable Groovy helper scripts under jenkins/lib (one file per concern: detection, versioning, build, image push, port resolution, deploy)</w:t>
-            </w:r>
-          </w:p>
-        </w:tc>
-      </w:tr>
-      <w:tr>
-        <w:tc>
-          <w:tcPr>
-            <w:tcW w:type="dxa" w:w="2120"/>
-            <w:tcMar>
-              <w:top w:type="dxa" w:w="80"/>
-              <w:left w:type="dxa" w:w="100"/>
-              <w:bottom w:type="dxa" w:w="80"/>
-              <w:right w:type="dxa" w:w="100"/>
-            </w:tcMar>
-            <w:vAlign w:val="center"/>
-          </w:tcPr>
-          <w:p>
-            <w:r>
-              <w:rPr>
-                <w:rFonts w:ascii="Calibri" w:cs="Calibri" w:eastAsia="Calibri" w:hAnsi="Calibri"/>
-                <w:b w:val="false"/>
-                <w:bCs w:val="false"/>
-                <w:sz w:val="20"/>
-                <w:szCs w:val="20"/>
-              </w:rPr>
-              <w:t xml:space="preserve">YAML lint handling</w:t>
-            </w:r>
-          </w:p>
-        </w:tc>
-        <w:tc>
-          <w:tcPr>
-            <w:tcW w:type="dxa" w:w="3759"/>
-            <w:tcMar>
-              <w:top w:type="dxa" w:w="80"/>
-              <w:left w:type="dxa" w:w="100"/>
-              <w:bottom w:type="dxa" w:w="80"/>
-              <w:right w:type="dxa" w:w="100"/>
-            </w:tcMar>
-            <w:vAlign w:val="center"/>
-          </w:tcPr>
-          <w:p>
-            <w:r>
-              <w:rPr>
-                <w:rFonts w:ascii="Calibri" w:cs="Calibri" w:eastAsia="Calibri" w:hAnsi="Calibri"/>
-                <w:b w:val="false"/>
-                <w:bCs w:val="false"/>
-                <w:sz w:val="20"/>
-                <w:szCs w:val="20"/>
-              </w:rPr>
-              <w:t xml:space="preserve">Not present in the original design</w:t>
-            </w:r>
-          </w:p>
-        </w:tc>
-        <w:tc>
-          <w:tcPr>
-            <w:tcW w:type="dxa" w:w="3759"/>
-            <w:tcMar>
-              <w:top w:type="dxa" w:w="80"/>
-              <w:left w:type="dxa" w:w="100"/>
-              <w:bottom w:type="dxa" w:w="80"/>
-              <w:right w:type="dxa" w:w="100"/>
-            </w:tcMar>
-            <w:vAlign w:val="center"/>
-          </w:tcPr>
-          <w:p>
-            <w:r>
-              <w:rPr>
-                <w:rFonts w:ascii="Calibri" w:cs="Calibri" w:eastAsia="Calibri" w:hAnsi="Calibri"/>
-                <w:b w:val="false"/>
-                <w:bCs w:val="false"/>
-                <w:sz w:val="20"/>
-                <w:szCs w:val="20"/>
-              </w:rPr>
-              <w:t xml:space="preserve">A custom .yamllint policy was introduced, distinguishing developer-authored YAML from WSO2-generated YAML so generated files are not manually reformatted just to satisfy the linter</w:t>
-            </w:r>
-          </w:p>
-        </w:tc>
-      </w:tr>
-      <w:tr>
-        <w:tc>
-          <w:tcPr>
-            <w:tcW w:type="dxa" w:w="2120"/>
-            <w:tcMar>
-              <w:top w:type="dxa" w:w="80"/>
-              <w:left w:type="dxa" w:w="100"/>
-              <w:bottom w:type="dxa" w:w="80"/>
-              <w:right w:type="dxa" w:w="100"/>
-            </w:tcMar>
-            <w:vAlign w:val="center"/>
-          </w:tcPr>
-          <w:p>
-            <w:r>
-              <w:rPr>
-                <w:rFonts w:ascii="Calibri" w:cs="Calibri" w:eastAsia="Calibri" w:hAnsi="Calibri"/>
-                <w:b w:val="false"/>
-                <w:bCs w:val="false"/>
-                <w:sz w:val="20"/>
-                <w:szCs w:val="20"/>
-              </w:rPr>
-              <w:t xml:space="preserve">Smoke testing</w:t>
-            </w:r>
-          </w:p>
-        </w:tc>
-        <w:tc>
-          <w:tcPr>
-            <w:tcW w:type="dxa" w:w="3759"/>
-            <w:tcMar>
-              <w:top w:type="dxa" w:w="80"/>
-              <w:left w:type="dxa" w:w="100"/>
-              <w:bottom w:type="dxa" w:w="80"/>
-              <w:right w:type="dxa" w:w="100"/>
-            </w:tcMar>
-            <w:vAlign w:val="center"/>
-          </w:tcPr>
-          <w:p>
-            <w:r>
-              <w:rPr>
-                <w:rFonts w:ascii="Calibri" w:cs="Calibri" w:eastAsia="Calibri" w:hAnsi="Calibri"/>
-                <w:b w:val="false"/>
-                <w:bCs w:val="false"/>
-                <w:sz w:val="20"/>
-                <w:szCs w:val="20"/>
-              </w:rPr>
-              <w:t xml:space="preserve">Not present in the original design</w:t>
-            </w:r>
-          </w:p>
-        </w:tc>
-        <w:tc>
-          <w:tcPr>
-            <w:tcW w:type="dxa" w:w="3759"/>
-            <w:tcMar>
-              <w:top w:type="dxa" w:w="80"/>
-              <w:left w:type="dxa" w:w="100"/>
-              <w:bottom w:type="dxa" w:w="80"/>
-              <w:right w:type="dxa" w:w="100"/>
-            </w:tcMar>
-            <w:vAlign w:val="center"/>
-          </w:tcPr>
-          <w:p>
-            <w:r>
-              <w:rPr>
-                <w:rFonts w:ascii="Calibri" w:cs="Calibri" w:eastAsia="Calibri" w:hAnsi="Calibri"/>
-                <w:b w:val="false"/>
-                <w:bCs w:val="false"/>
-                <w:sz w:val="20"/>
-                <w:szCs w:val="20"/>
-              </w:rPr>
-              <w:t xml:space="preserve">Smoke tests were added, calling each deployed API at its real declared context read from its WSO2 artifact XML, rather than guessing the endpoint path from the API's folder name</w:t>
-            </w:r>
-          </w:p>
-        </w:tc>
-      </w:tr>
-      <w:tr>
-        <w:tc>
-          <w:tcPr>
-            <w:tcW w:type="dxa" w:w="2120"/>
-            <w:tcMar>
-              <w:top w:type="dxa" w:w="80"/>
-              <w:left w:type="dxa" w:w="100"/>
-              <w:bottom w:type="dxa" w:w="80"/>
-              <w:right w:type="dxa" w:w="100"/>
-            </w:tcMar>
-            <w:vAlign w:val="center"/>
-          </w:tcPr>
-          <w:p>
-            <w:r>
-              <w:rPr>
-                <w:rFonts w:ascii="Calibri" w:cs="Calibri" w:eastAsia="Calibri" w:hAnsi="Calibri"/>
-                <w:b w:val="false"/>
-                <w:bCs w:val="false"/>
-                <w:sz w:val="20"/>
-                <w:szCs w:val="20"/>
-              </w:rPr>
-              <w:t xml:space="preserve">Security roadmap</w:t>
-            </w:r>
-          </w:p>
-        </w:tc>
-        <w:tc>
-          <w:tcPr>
-            <w:tcW w:type="dxa" w:w="3759"/>
-            <w:tcMar>
-              <w:top w:type="dxa" w:w="80"/>
-              <w:left w:type="dxa" w:w="100"/>
-              <w:bottom w:type="dxa" w:w="80"/>
-              <w:right w:type="dxa" w:w="100"/>
-            </w:tcMar>
-            <w:vAlign w:val="center"/>
-          </w:tcPr>
-          <w:p>
-            <w:r>
-              <w:rPr>
-                <w:rFonts w:ascii="Calibri" w:cs="Calibri" w:eastAsia="Calibri" w:hAnsi="Calibri"/>
-                <w:b w:val="false"/>
-                <w:bCs w:val="false"/>
-                <w:sz w:val="20"/>
-                <w:szCs w:val="20"/>
-              </w:rPr>
-              <w:t xml:space="preserve">Not present in the original design</w:t>
-            </w:r>
-          </w:p>
-        </w:tc>
-        <w:tc>
-          <w:tcPr>
-            <w:tcW w:type="dxa" w:w="3759"/>
-            <w:tcMar>
-              <w:top w:type="dxa" w:w="80"/>
-              <w:left w:type="dxa" w:w="100"/>
-              <w:bottom w:type="dxa" w:w="80"/>
-              <w:right w:type="dxa" w:w="100"/>
-            </w:tcMar>
-            <w:vAlign w:val="center"/>
-          </w:tcPr>
-          <w:p>
-            <w:r>
-              <w:rPr>
-                <w:rFonts w:ascii="Calibri" w:cs="Calibri" w:eastAsia="Calibri" w:hAnsi="Calibri"/>
-                <w:b w:val="false"/>
-                <w:bCs w:val="false"/>
-                <w:sz w:val="20"/>
-                <w:szCs w:val="20"/>
-              </w:rPr>
-              <w:t xml:space="preserve">Gitleaks (secret scanning) and Trivy (filesystem and image vulnerability scanning) are fully delivered and active in the pipeline</w:t>
-            </w:r>
-          </w:p>
-        </w:tc>
-      </w:tr>
-      <w:tr>
-        <w:tc>
-          <w:tcPr>
-            <w:tcW w:type="dxa" w:w="2120"/>
-            <w:tcMar>
-              <w:top w:type="dxa" w:w="80"/>
-              <w:left w:type="dxa" w:w="100"/>
-              <w:bottom w:type="dxa" w:w="80"/>
-              <w:right w:type="dxa" w:w="100"/>
-            </w:tcMar>
-            <w:vAlign w:val="center"/>
-          </w:tcPr>
-          <w:p>
-            <w:r>
-              <w:rPr>
-                <w:rFonts w:ascii="Calibri" w:cs="Calibri" w:eastAsia="Calibri" w:hAnsi="Calibri"/>
-                <w:b w:val="false"/>
-                <w:bCs w:val="false"/>
-                <w:sz w:val="20"/>
-                <w:szCs w:val="20"/>
-              </w:rPr>
-              <w:t xml:space="preserve">Credential storage</w:t>
-            </w:r>
-          </w:p>
-        </w:tc>
-        <w:tc>
-          <w:tcPr>
-            <w:tcW w:type="dxa" w:w="3759"/>
-            <w:tcMar>
-              <w:top w:type="dxa" w:w="80"/>
-              <w:left w:type="dxa" w:w="100"/>
-              <w:bottom w:type="dxa" w:w="80"/>
-              <w:right w:type="dxa" w:w="100"/>
-            </w:tcMar>
-            <w:vAlign w:val="center"/>
-          </w:tcPr>
-          <w:p>
-            <w:r>
-              <w:rPr>
-                <w:rFonts w:ascii="Calibri" w:cs="Calibri" w:eastAsia="Calibri" w:hAnsi="Calibri"/>
-                <w:b w:val="false"/>
-                <w:bCs w:val="false"/>
-                <w:sz w:val="20"/>
-                <w:szCs w:val="20"/>
-              </w:rPr>
-              <w:t xml:space="preserve">GitHub Actions encrypted secrets</w:t>
-            </w:r>
-          </w:p>
-        </w:tc>
-        <w:tc>
-          <w:tcPr>
-            <w:tcW w:type="dxa" w:w="3759"/>
-            <w:tcMar>
-              <w:top w:type="dxa" w:w="80"/>
-              <w:left w:type="dxa" w:w="100"/>
-              <w:bottom w:type="dxa" w:w="80"/>
-              <w:right w:type="dxa" w:w="100"/>
-            </w:tcMar>
-            <w:vAlign w:val="center"/>
-          </w:tcPr>
-          <w:p>
-            <w:r>
-              <w:rPr>
-                <w:rFonts w:ascii="Calibri" w:cs="Calibri" w:eastAsia="Calibri" w:hAnsi="Calibri"/>
-                <w:b w:val="false"/>
-                <w:bCs w:val="false"/>
-                <w:sz w:val="20"/>
-                <w:szCs w:val="20"/>
-              </w:rPr>
-              <w:t xml:space="preserve">Jenkins Credentials</w:t>
-            </w:r>
-          </w:p>
-        </w:tc>
-      </w:tr>
-      <w:tr>
-        <w:tc>
-          <w:tcPr>
-            <w:tcW w:type="dxa" w:w="2120"/>
-            <w:tcMar>
-              <w:top w:type="dxa" w:w="80"/>
-              <w:left w:type="dxa" w:w="100"/>
-              <w:bottom w:type="dxa" w:w="80"/>
-              <w:right w:type="dxa" w:w="100"/>
-            </w:tcMar>
-            <w:vAlign w:val="center"/>
-          </w:tcPr>
-          <w:p>
-            <w:r>
-              <w:rPr>
-                <w:rFonts w:ascii="Calibri" w:cs="Calibri" w:eastAsia="Calibri" w:hAnsi="Calibri"/>
-                <w:b w:val="false"/>
-                <w:bCs w:val="false"/>
-                <w:sz w:val="20"/>
-                <w:szCs w:val="20"/>
-              </w:rPr>
-              <w:t xml:space="preserve">Changed-API processing</w:t>
-            </w:r>
-          </w:p>
-        </w:tc>
-        <w:tc>
-          <w:tcPr>
-            <w:tcW w:type="dxa" w:w="3759"/>
-            <w:tcMar>
-              <w:top w:type="dxa" w:w="80"/>
-              <w:left w:type="dxa" w:w="100"/>
-              <w:bottom w:type="dxa" w:w="80"/>
-              <w:right w:type="dxa" w:w="100"/>
-            </w:tcMar>
-            <w:vAlign w:val="center"/>
-          </w:tcPr>
-          <w:p>
-            <w:r>
-              <w:rPr>
-                <w:rFonts w:ascii="Calibri" w:cs="Calibri" w:eastAsia="Calibri" w:hAnsi="Calibri"/>
-                <w:b w:val="false"/>
-                <w:bCs w:val="false"/>
-                <w:sz w:val="20"/>
-                <w:szCs w:val="20"/>
-              </w:rPr>
-              <w:t xml:space="preserve">Detected and processed only changed APIs in the monorepo</w:t>
-            </w:r>
-          </w:p>
-        </w:tc>
-        <w:tc>
-          <w:tcPr>
-            <w:tcW w:type="dxa" w:w="3759"/>
-            <w:tcMar>
-              <w:top w:type="dxa" w:w="80"/>
-              <w:left w:type="dxa" w:w="100"/>
-              <w:bottom w:type="dxa" w:w="80"/>
-              <w:right w:type="dxa" w:w="100"/>
-            </w:tcMar>
-            <w:vAlign w:val="center"/>
-          </w:tcPr>
-          <w:p>
-            <w:r>
-              <w:rPr>
-                <w:rFonts w:ascii="Calibri" w:cs="Calibri" w:eastAsia="Calibri" w:hAnsi="Calibri"/>
-                <w:b w:val="false"/>
-                <w:bCs w:val="false"/>
-                <w:sz w:val="20"/>
-                <w:szCs w:val="20"/>
-              </w:rPr>
-              <w:t xml:space="preserve">Unchanged in principle — the pipeline still processes only changed APIs, now to reduce Jenkins build time and avoid unnecessary deployments rather than GitHub Actions minutes</w:t>
-            </w:r>
-          </w:p>
-        </w:tc>
-      </w:tr>
-    </w:tbl>
-    <w:p>
-      <w:pPr>
-        <w:pStyle w:val="Heading2"/>
-        <w:spacing w:after="160" w:before="280"/>
-      </w:pPr>
-      <w:r>
-        <w:rPr>
-          <w:rFonts w:ascii="Calibri" w:cs="Calibri" w:eastAsia="Calibri" w:hAnsi="Calibri"/>
-          <w:b/>
-          <w:bCs/>
-          <w:color w:val="1F4E78"/>
-          <w:sz w:val="26"/>
-          <w:szCs w:val="26"/>
-        </w:rPr>
-        <w:t xml:space="preserve">11.3 What Stayed the Same</w:t>
-      </w:r>
-    </w:p>
-    <w:p>
-      <w:pPr>
-        <w:spacing w:after="160" w:line="276"/>
-      </w:pPr>
-      <w:r>
-        <w:rPr>
-          <w:rFonts w:ascii="Calibri" w:cs="Calibri" w:eastAsia="Calibri" w:hAnsi="Calibri"/>
-          <w:sz w:val="21"/>
-          <w:szCs w:val="21"/>
-        </w:rPr>
-        <w:t xml:space="preserve">The monorepo layout (apis/&lt;category&gt;/&lt;api-name&gt;/, each API self-contained with its own pom.xml and Dockerfile), the Git Flow branching model, the principle of detecting and processing only changed APIs, and the goal of tracing every deployed image back to a specific commit and version all carried over unchanged from the original design. The move to Jenkins was a change of execution engine, not a change of the underlying pipeline philosophy.</w:t>
-      </w:r>
-    </w:p>
     <w:p>
       <w:pPr>
         <w:pStyle w:val="Heading1"/>

--- a/cahier-des-charges-v3 (1).docx
+++ b/cahier-des-charges-v3 (1).docx
@@ -562,6 +562,19 @@
           <w:szCs w:val="22"/>
         </w:rPr>
         <w:t xml:space="preserve">10. Risks</w:t>
+      </w:r>
+    </w:p>
+    <w:p>
+      <w:pPr>
+        <w:spacing w:after="140"/>
+      </w:pPr>
+      <w:r>
+        <w:rPr>
+          <w:rFonts w:ascii="Calibri" w:cs="Calibri" w:eastAsia="Calibri" w:hAnsi="Calibri"/>
+          <w:sz w:val="22"/>
+          <w:szCs w:val="22"/>
+        </w:rPr>
+        <w:t xml:space="preserve">11. Evolution from the Initial GitHub Actions Design</w:t>
       </w:r>
     </w:p>
     <w:p>
@@ -4518,6 +4531,513 @@
         <w:t xml:space="preserve">For every technology used by this project, the tables below present what the technology is and its role in the pipeline, followed — where a real alternative was evaluated — by a comparison table showing why it was ruled out in favor of the chosen technology.</w:t>
       </w:r>
     </w:p>
+    <w:p>
+      <w:pPr>
+        <w:pStyle w:val="Heading3"/>
+        <w:spacing w:after="120" w:before="200"/>
+      </w:pPr>
+      <w:r>
+        <w:rPr>
+          <w:rFonts w:ascii="Calibri" w:cs="Calibri" w:eastAsia="Calibri" w:hAnsi="Calibri"/>
+          <w:b/>
+          <w:bCs/>
+          <w:sz w:val="23"/>
+          <w:szCs w:val="23"/>
+        </w:rPr>
+        <w:t xml:space="preserve">6.1 WSO2 Micro Integrator (MI)</w:t>
+      </w:r>
+    </w:p>
+    <w:tbl>
+      <w:tblPr>
+        <w:tblW w:type="dxa" w:w="9638"/>
+        <w:tblBorders>
+          <w:top w:val="single" w:color="BFBFBF" w:sz="4"/>
+          <w:left w:val="single" w:color="BFBFBF" w:sz="4"/>
+          <w:bottom w:val="single" w:color="BFBFBF" w:sz="4"/>
+          <w:right w:val="single" w:color="BFBFBF" w:sz="4"/>
+          <w:insideH w:val="single" w:color="auto" w:sz="4"/>
+          <w:insideV w:val="single" w:color="auto" w:sz="4"/>
+        </w:tblBorders>
+      </w:tblPr>
+      <w:tblGrid>
+        <w:gridCol w:w="1735"/>
+        <w:gridCol w:w="3952"/>
+        <w:gridCol w:w="3952"/>
+      </w:tblGrid>
+      <w:tr>
+        <w:trPr>
+          <w:tblHeader/>
+        </w:trPr>
+        <w:tc>
+          <w:tcPr>
+            <w:tcW w:type="dxa" w:w="1735"/>
+            <w:shd w:fill="D9E2F3" w:val="clear"/>
+            <w:tcMar>
+              <w:top w:type="dxa" w:w="80"/>
+              <w:left w:type="dxa" w:w="100"/>
+              <w:bottom w:type="dxa" w:w="80"/>
+              <w:right w:type="dxa" w:w="100"/>
+            </w:tcMar>
+            <w:vAlign w:val="center"/>
+          </w:tcPr>
+          <w:p>
+            <w:r>
+              <w:rPr>
+                <w:rFonts w:ascii="Calibri" w:cs="Calibri" w:eastAsia="Calibri" w:hAnsi="Calibri"/>
+                <w:b/>
+                <w:bCs/>
+                <w:sz w:val="20"/>
+                <w:szCs w:val="20"/>
+              </w:rPr>
+              <w:t xml:space="preserve">Technology</w:t>
+            </w:r>
+          </w:p>
+        </w:tc>
+        <w:tc>
+          <w:tcPr>
+            <w:tcW w:type="dxa" w:w="3952"/>
+            <w:shd w:fill="D9E2F3" w:val="clear"/>
+            <w:tcMar>
+              <w:top w:type="dxa" w:w="80"/>
+              <w:left w:type="dxa" w:w="100"/>
+              <w:bottom w:type="dxa" w:w="80"/>
+              <w:right w:type="dxa" w:w="100"/>
+            </w:tcMar>
+            <w:vAlign w:val="center"/>
+          </w:tcPr>
+          <w:p>
+            <w:r>
+              <w:rPr>
+                <w:rFonts w:ascii="Calibri" w:cs="Calibri" w:eastAsia="Calibri" w:hAnsi="Calibri"/>
+                <w:b/>
+                <w:bCs/>
+                <w:sz w:val="20"/>
+                <w:szCs w:val="20"/>
+              </w:rPr>
+              <w:t xml:space="preserve">What is it?</w:t>
+            </w:r>
+          </w:p>
+        </w:tc>
+        <w:tc>
+          <w:tcPr>
+            <w:tcW w:type="dxa" w:w="3952"/>
+            <w:shd w:fill="D9E2F3" w:val="clear"/>
+            <w:tcMar>
+              <w:top w:type="dxa" w:w="80"/>
+              <w:left w:type="dxa" w:w="100"/>
+              <w:bottom w:type="dxa" w:w="80"/>
+              <w:right w:type="dxa" w:w="100"/>
+            </w:tcMar>
+            <w:vAlign w:val="center"/>
+          </w:tcPr>
+          <w:p>
+            <w:r>
+              <w:rPr>
+                <w:rFonts w:ascii="Calibri" w:cs="Calibri" w:eastAsia="Calibri" w:hAnsi="Calibri"/>
+                <w:b/>
+                <w:bCs/>
+                <w:sz w:val="20"/>
+                <w:szCs w:val="20"/>
+              </w:rPr>
+              <w:t xml:space="preserve">Role in the project</w:t>
+            </w:r>
+          </w:p>
+        </w:tc>
+      </w:tr>
+      <w:tr>
+        <w:tc>
+          <w:tcPr>
+            <w:tcW w:type="dxa" w:w="1735"/>
+            <w:tcMar>
+              <w:top w:type="dxa" w:w="80"/>
+              <w:left w:type="dxa" w:w="100"/>
+              <w:bottom w:type="dxa" w:w="80"/>
+              <w:right w:type="dxa" w:w="100"/>
+            </w:tcMar>
+            <w:vAlign w:val="center"/>
+          </w:tcPr>
+          <w:p>
+            <w:r>
+              <w:rPr>
+                <w:rFonts w:ascii="Calibri" w:cs="Calibri" w:eastAsia="Calibri" w:hAnsi="Calibri"/>
+                <w:b/>
+                <w:bCs/>
+                <w:sz w:val="20"/>
+                <w:szCs w:val="20"/>
+              </w:rPr>
+              <w:t xml:space="preserve">WSO2 Micro Integrator (MI)</w:t>
+            </w:r>
+          </w:p>
+        </w:tc>
+        <w:tc>
+          <w:tcPr>
+            <w:tcW w:type="dxa" w:w="3952"/>
+            <w:tcMar>
+              <w:top w:type="dxa" w:w="80"/>
+              <w:left w:type="dxa" w:w="100"/>
+              <w:bottom w:type="dxa" w:w="80"/>
+              <w:right w:type="dxa" w:w="100"/>
+            </w:tcMar>
+            <w:vAlign w:val="center"/>
+          </w:tcPr>
+          <w:p>
+            <w:r>
+              <w:rPr>
+                <w:rFonts w:ascii="Calibri" w:cs="Calibri" w:eastAsia="Calibri" w:hAnsi="Calibri"/>
+                <w:sz w:val="20"/>
+                <w:szCs w:val="20"/>
+              </w:rPr>
+              <w:t xml:space="preserve">An open-source, lightweight integration runtime for building APIs, proxy services, and message-mediation flows using a configuration-driven (low-code) approach.</w:t>
+            </w:r>
+          </w:p>
+        </w:tc>
+        <w:tc>
+          <w:tcPr>
+            <w:tcW w:type="dxa" w:w="3952"/>
+            <w:tcMar>
+              <w:top w:type="dxa" w:w="80"/>
+              <w:left w:type="dxa" w:w="100"/>
+              <w:bottom w:type="dxa" w:w="80"/>
+              <w:right w:type="dxa" w:w="100"/>
+            </w:tcMar>
+            <w:vAlign w:val="center"/>
+          </w:tcPr>
+          <w:p>
+            <w:r>
+              <w:rPr>
+                <w:rFonts w:ascii="Calibri" w:cs="Calibri" w:eastAsia="Calibri" w:hAnsi="Calibri"/>
+                <w:sz w:val="20"/>
+                <w:szCs w:val="20"/>
+              </w:rPr>
+              <w:t xml:space="preserve">WSO2 MI is the runtime bundled inside each API's Docker image; it loads the deployed CAR file at container startup and exposes the resulting API endpoints.</w:t>
+            </w:r>
+          </w:p>
+        </w:tc>
+      </w:tr>
+    </w:tbl>
+    <w:p>
+      <w:pPr>
+        <w:spacing w:after="100" w:before="160"/>
+      </w:pPr>
+      <w:r>
+        <w:rPr>
+          <w:rFonts w:ascii="Calibri" w:cs="Calibri" w:eastAsia="Calibri" w:hAnsi="Calibri"/>
+          <w:b/>
+          <w:bCs/>
+          <w:sz w:val="21"/>
+          <w:szCs w:val="21"/>
+        </w:rPr>
+        <w:t xml:space="preserve">Why was it selected?</w:t>
+      </w:r>
+    </w:p>
+    <w:tbl>
+      <w:tblPr>
+        <w:tblW w:type="dxa" w:w="9638"/>
+        <w:tblBorders>
+          <w:top w:val="single" w:color="BFBFBF" w:sz="4"/>
+          <w:left w:val="single" w:color="BFBFBF" w:sz="4"/>
+          <w:bottom w:val="single" w:color="BFBFBF" w:sz="4"/>
+          <w:right w:val="single" w:color="BFBFBF" w:sz="4"/>
+          <w:insideH w:val="single" w:color="auto" w:sz="4"/>
+          <w:insideV w:val="single" w:color="auto" w:sz="4"/>
+        </w:tblBorders>
+      </w:tblPr>
+      <w:tblGrid>
+        <w:gridCol w:w="2120"/>
+        <w:gridCol w:w="3277"/>
+        <w:gridCol w:w="4241"/>
+      </w:tblGrid>
+      <w:tr>
+        <w:trPr>
+          <w:tblHeader/>
+        </w:trPr>
+        <w:tc>
+          <w:tcPr>
+            <w:tcW w:type="dxa" w:w="2120"/>
+            <w:shd w:fill="D9E2F3" w:val="clear"/>
+            <w:tcMar>
+              <w:top w:type="dxa" w:w="80"/>
+              <w:left w:type="dxa" w:w="100"/>
+              <w:bottom w:type="dxa" w:w="80"/>
+              <w:right w:type="dxa" w:w="100"/>
+            </w:tcMar>
+            <w:vAlign w:val="center"/>
+          </w:tcPr>
+          <w:p>
+            <w:r>
+              <w:rPr>
+                <w:rFonts w:ascii="Calibri" w:cs="Calibri" w:eastAsia="Calibri" w:hAnsi="Calibri"/>
+                <w:b/>
+                <w:bCs/>
+                <w:sz w:val="20"/>
+                <w:szCs w:val="20"/>
+              </w:rPr>
+              <w:t xml:space="preserve">Alternative considered</w:t>
+            </w:r>
+          </w:p>
+        </w:tc>
+        <w:tc>
+          <w:tcPr>
+            <w:tcW w:type="dxa" w:w="3277"/>
+            <w:shd w:fill="D9E2F3" w:val="clear"/>
+            <w:tcMar>
+              <w:top w:type="dxa" w:w="80"/>
+              <w:left w:type="dxa" w:w="100"/>
+              <w:bottom w:type="dxa" w:w="80"/>
+              <w:right w:type="dxa" w:w="100"/>
+            </w:tcMar>
+            <w:vAlign w:val="center"/>
+          </w:tcPr>
+          <w:p>
+            <w:r>
+              <w:rPr>
+                <w:rFonts w:ascii="Calibri" w:cs="Calibri" w:eastAsia="Calibri" w:hAnsi="Calibri"/>
+                <w:b/>
+                <w:bCs/>
+                <w:sz w:val="20"/>
+                <w:szCs w:val="20"/>
+              </w:rPr>
+              <w:t xml:space="preserve">How it compares</w:t>
+            </w:r>
+          </w:p>
+        </w:tc>
+        <w:tc>
+          <w:tcPr>
+            <w:tcW w:type="dxa" w:w="4241"/>
+            <w:shd w:fill="D9E2F3" w:val="clear"/>
+            <w:tcMar>
+              <w:top w:type="dxa" w:w="80"/>
+              <w:left w:type="dxa" w:w="100"/>
+              <w:bottom w:type="dxa" w:w="80"/>
+              <w:right w:type="dxa" w:w="100"/>
+            </w:tcMar>
+            <w:vAlign w:val="center"/>
+          </w:tcPr>
+          <w:p>
+            <w:r>
+              <w:rPr>
+                <w:rFonts w:ascii="Calibri" w:cs="Calibri" w:eastAsia="Calibri" w:hAnsi="Calibri"/>
+                <w:b/>
+                <w:bCs/>
+                <w:sz w:val="20"/>
+                <w:szCs w:val="20"/>
+              </w:rPr>
+              <w:t xml:space="preserve">Why WSO2 Micro Integrator (MI) was preferred</w:t>
+            </w:r>
+          </w:p>
+        </w:tc>
+      </w:tr>
+      <w:tr>
+        <w:tc>
+          <w:tcPr>
+            <w:tcW w:type="dxa" w:w="2120"/>
+            <w:tcMar>
+              <w:top w:type="dxa" w:w="80"/>
+              <w:left w:type="dxa" w:w="100"/>
+              <w:bottom w:type="dxa" w:w="80"/>
+              <w:right w:type="dxa" w:w="100"/>
+            </w:tcMar>
+            <w:vAlign w:val="center"/>
+          </w:tcPr>
+          <w:p>
+            <w:r>
+              <w:rPr>
+                <w:rFonts w:ascii="Calibri" w:cs="Calibri" w:eastAsia="Calibri" w:hAnsi="Calibri"/>
+                <w:b/>
+                <w:bCs/>
+                <w:sz w:val="20"/>
+                <w:szCs w:val="20"/>
+              </w:rPr>
+              <w:t xml:space="preserve">WSO2 Enterprise Integrator</w:t>
+            </w:r>
+          </w:p>
+        </w:tc>
+        <w:tc>
+          <w:tcPr>
+            <w:tcW w:type="dxa" w:w="3277"/>
+            <w:tcMar>
+              <w:top w:type="dxa" w:w="80"/>
+              <w:left w:type="dxa" w:w="100"/>
+              <w:bottom w:type="dxa" w:w="80"/>
+              <w:right w:type="dxa" w:w="100"/>
+            </w:tcMar>
+            <w:vAlign w:val="center"/>
+          </w:tcPr>
+          <w:p>
+            <w:r>
+              <w:rPr>
+                <w:rFonts w:ascii="Calibri" w:cs="Calibri" w:eastAsia="Calibri" w:hAnsi="Calibri"/>
+                <w:sz w:val="20"/>
+                <w:szCs w:val="20"/>
+              </w:rPr>
+              <w:t xml:space="preserve">Clustering-oriented architecture with a heavier runtime footprint.</w:t>
+            </w:r>
+          </w:p>
+        </w:tc>
+        <w:tc>
+          <w:tcPr>
+            <w:tcW w:type="dxa" w:w="4241"/>
+            <w:tcMar>
+              <w:top w:type="dxa" w:w="80"/>
+              <w:left w:type="dxa" w:w="100"/>
+              <w:bottom w:type="dxa" w:w="80"/>
+              <w:right w:type="dxa" w:w="100"/>
+            </w:tcMar>
+            <w:vAlign w:val="center"/>
+          </w:tcPr>
+          <w:p>
+            <w:r>
+              <w:rPr>
+                <w:rFonts w:ascii="Calibri" w:cs="Calibri" w:eastAsia="Calibri" w:hAnsi="Calibri"/>
+                <w:sz w:val="20"/>
+                <w:szCs w:val="20"/>
+              </w:rPr>
+              <w:t xml:space="preserve">WSO2 MI's lighter, non-clustering design produces a smaller image and faster startup — an advantage when every API ships as its own container.</w:t>
+            </w:r>
+          </w:p>
+        </w:tc>
+      </w:tr>
+      <w:tr>
+        <w:tc>
+          <w:tcPr>
+            <w:tcW w:type="dxa" w:w="2120"/>
+            <w:tcMar>
+              <w:top w:type="dxa" w:w="80"/>
+              <w:left w:type="dxa" w:w="100"/>
+              <w:bottom w:type="dxa" w:w="80"/>
+              <w:right w:type="dxa" w:w="100"/>
+            </w:tcMar>
+            <w:vAlign w:val="center"/>
+          </w:tcPr>
+          <w:p>
+            <w:r>
+              <w:rPr>
+                <w:rFonts w:ascii="Calibri" w:cs="Calibri" w:eastAsia="Calibri" w:hAnsi="Calibri"/>
+                <w:b/>
+                <w:bCs/>
+                <w:sz w:val="20"/>
+                <w:szCs w:val="20"/>
+              </w:rPr>
+              <w:t xml:space="preserve">MuleSoft</w:t>
+            </w:r>
+          </w:p>
+        </w:tc>
+        <w:tc>
+          <w:tcPr>
+            <w:tcW w:type="dxa" w:w="3277"/>
+            <w:tcMar>
+              <w:top w:type="dxa" w:w="80"/>
+              <w:left w:type="dxa" w:w="100"/>
+              <w:bottom w:type="dxa" w:w="80"/>
+              <w:right w:type="dxa" w:w="100"/>
+            </w:tcMar>
+            <w:vAlign w:val="center"/>
+          </w:tcPr>
+          <w:p>
+            <w:r>
+              <w:rPr>
+                <w:rFonts w:ascii="Calibri" w:cs="Calibri" w:eastAsia="Calibri" w:hAnsi="Calibri"/>
+                <w:sz w:val="20"/>
+                <w:szCs w:val="20"/>
+              </w:rPr>
+              <w:t xml:space="preserve">Commercial integration platform with per-node licensing fees.</w:t>
+            </w:r>
+          </w:p>
+        </w:tc>
+        <w:tc>
+          <w:tcPr>
+            <w:tcW w:type="dxa" w:w="4241"/>
+            <w:tcMar>
+              <w:top w:type="dxa" w:w="80"/>
+              <w:left w:type="dxa" w:w="100"/>
+              <w:bottom w:type="dxa" w:w="80"/>
+              <w:right w:type="dxa" w:w="100"/>
+            </w:tcMar>
+            <w:vAlign w:val="center"/>
+          </w:tcPr>
+          <w:p>
+            <w:r>
+              <w:rPr>
+                <w:rFonts w:ascii="Calibri" w:cs="Calibri" w:eastAsia="Calibri" w:hAnsi="Calibri"/>
+                <w:sz w:val="20"/>
+                <w:szCs w:val="20"/>
+              </w:rPr>
+              <w:t xml:space="preserve">WSO2 MI is open-source, removing recurring licensing cost.</w:t>
+            </w:r>
+          </w:p>
+        </w:tc>
+      </w:tr>
+      <w:tr>
+        <w:tc>
+          <w:tcPr>
+            <w:tcW w:type="dxa" w:w="2120"/>
+            <w:tcMar>
+              <w:top w:type="dxa" w:w="80"/>
+              <w:left w:type="dxa" w:w="100"/>
+              <w:bottom w:type="dxa" w:w="80"/>
+              <w:right w:type="dxa" w:w="100"/>
+            </w:tcMar>
+            <w:vAlign w:val="center"/>
+          </w:tcPr>
+          <w:p>
+            <w:r>
+              <w:rPr>
+                <w:rFonts w:ascii="Calibri" w:cs="Calibri" w:eastAsia="Calibri" w:hAnsi="Calibri"/>
+                <w:b/>
+                <w:bCs/>
+                <w:sz w:val="20"/>
+                <w:szCs w:val="20"/>
+              </w:rPr>
+              <w:t xml:space="preserve">Apache Camel</w:t>
+            </w:r>
+          </w:p>
+        </w:tc>
+        <w:tc>
+          <w:tcPr>
+            <w:tcW w:type="dxa" w:w="3277"/>
+            <w:tcMar>
+              <w:top w:type="dxa" w:w="80"/>
+              <w:left w:type="dxa" w:w="100"/>
+              <w:bottom w:type="dxa" w:w="80"/>
+              <w:right w:type="dxa" w:w="100"/>
+            </w:tcMar>
+            <w:vAlign w:val="center"/>
+          </w:tcPr>
+          <w:p>
+            <w:r>
+              <w:rPr>
+                <w:rFonts w:ascii="Calibri" w:cs="Calibri" w:eastAsia="Calibri" w:hAnsi="Calibri"/>
+                <w:sz w:val="20"/>
+                <w:szCs w:val="20"/>
+              </w:rPr>
+              <w:t xml:space="preserve">Code-first Java integration framework; mediation logic is written, not configured.</w:t>
+            </w:r>
+          </w:p>
+        </w:tc>
+        <w:tc>
+          <w:tcPr>
+            <w:tcW w:type="dxa" w:w="4241"/>
+            <w:tcMar>
+              <w:top w:type="dxa" w:w="80"/>
+              <w:left w:type="dxa" w:w="100"/>
+              <w:bottom w:type="dxa" w:w="80"/>
+              <w:right w:type="dxa" w:w="100"/>
+            </w:tcMar>
+            <w:vAlign w:val="center"/>
+          </w:tcPr>
+          <w:p>
+            <w:r>
+              <w:rPr>
+                <w:rFonts w:ascii="Calibri" w:cs="Calibri" w:eastAsia="Calibri" w:hAnsi="Calibri"/>
+                <w:sz w:val="20"/>
+                <w:szCs w:val="20"/>
+              </w:rPr>
+              <w:t xml:space="preserve">WSO2 MI's configuration-driven model has a lower learning curve, and its Maven plugin (car-maven-plugin) produces the CAR packaging this project standardizes on.</w:t>
+            </w:r>
+          </w:p>
+        </w:tc>
+      </w:tr>
+    </w:tbl>
     <w:p>
       <w:pPr>
         <w:pStyle w:val="Heading3"/>
@@ -11592,6 +12112,850 @@
         </w:tc>
       </w:tr>
     </w:tbl>
+    <w:p>
+      <w:pPr>
+        <w:pStyle w:val="Heading1"/>
+        <w:pageBreakBefore/>
+        <w:spacing w:after="240" w:before="200"/>
+      </w:pPr>
+      <w:r>
+        <w:rPr>
+          <w:rFonts w:ascii="Calibri" w:cs="Calibri" w:eastAsia="Calibri" w:hAnsi="Calibri"/>
+          <w:b/>
+          <w:bCs/>
+          <w:color w:val="1F4E78"/>
+          <w:sz w:val="32"/>
+          <w:szCs w:val="32"/>
+        </w:rPr>
+        <w:t xml:space="preserve">11. Evolution from the Initial GitHub Actions Design</w:t>
+      </w:r>
+    </w:p>
+    <w:p>
+      <w:pPr>
+        <w:spacing w:after="160" w:line="276"/>
+      </w:pPr>
+      <w:r>
+        <w:rPr>
+          <w:rFonts w:ascii="Calibri" w:cs="Calibri" w:eastAsia="Calibri" w:hAnsi="Calibri"/>
+          <w:sz w:val="21"/>
+          <w:szCs w:val="21"/>
+        </w:rPr>
+        <w:t xml:space="preserve">This project began with a GitHub Actions–based CI/CD pipeline. Partway through the internship, the decision was made to migrate to a self-hosted Jenkins Multibranch Pipeline. This section records the rationale for that change and how the migration was carried out.</w:t>
+      </w:r>
+    </w:p>
+    <w:p>
+      <w:pPr>
+        <w:pStyle w:val="Heading2"/>
+        <w:spacing w:after="160" w:before="280"/>
+      </w:pPr>
+      <w:r>
+        <w:rPr>
+          <w:rFonts w:ascii="Calibri" w:cs="Calibri" w:eastAsia="Calibri" w:hAnsi="Calibri"/>
+          <w:b/>
+          <w:bCs/>
+          <w:color w:val="1F4E78"/>
+          <w:sz w:val="26"/>
+          <w:szCs w:val="26"/>
+        </w:rPr>
+        <w:t xml:space="preserve">11.1 Why GitHub Actions Was the Starting Point</w:t>
+      </w:r>
+    </w:p>
+    <w:p>
+      <w:pPr>
+        <w:spacing w:after="160" w:line="276"/>
+      </w:pPr>
+      <w:r>
+        <w:rPr>
+          <w:rFonts w:ascii="Calibri" w:cs="Calibri" w:eastAsia="Calibri" w:hAnsi="Calibri"/>
+          <w:sz w:val="21"/>
+          <w:szCs w:val="21"/>
+        </w:rPr>
+        <w:t xml:space="preserve">GitHub Actions was selected initially because it offers zero-infrastructure setup: workflows are YAML files committed to the repository and run on GitHub-hosted runners with no additional server to provision. For a project whose monorepo was already hosted on GitHub, this eliminated the need to stand up any external CI infrastructure early in the internship.</w:t>
+      </w:r>
+    </w:p>
+    <w:p>
+      <w:pPr>
+        <w:pStyle w:val="Heading2"/>
+        <w:spacing w:after="160" w:before="280"/>
+      </w:pPr>
+      <w:r>
+        <w:rPr>
+          <w:rFonts w:ascii="Calibri" w:cs="Calibri" w:eastAsia="Calibri" w:hAnsi="Calibri"/>
+          <w:b/>
+          <w:bCs/>
+          <w:color w:val="1F4E78"/>
+          <w:sz w:val="26"/>
+          <w:szCs w:val="26"/>
+        </w:rPr>
+        <w:t xml:space="preserve">11.2 Why the Pipeline Was Migrated to Jenkins</w:t>
+      </w:r>
+    </w:p>
+    <w:p>
+      <w:pPr>
+        <w:spacing w:after="160" w:line="276"/>
+      </w:pPr>
+      <w:r>
+        <w:rPr>
+          <w:rFonts w:ascii="Calibri" w:cs="Calibri" w:eastAsia="Calibri" w:hAnsi="Calibri"/>
+          <w:sz w:val="21"/>
+          <w:szCs w:val="21"/>
+        </w:rPr>
+        <w:t xml:space="preserve">Several constraints made GitHub Actions an imperfect fit once the pipeline design matured:</w:t>
+      </w:r>
+    </w:p>
+    <w:p>
+      <w:pPr>
+        <w:pStyle w:val="ListParagraph"/>
+      </w:pPr>
+      <w:r>
+        <w:rPr>
+          <w:rFonts w:ascii="Calibri" w:cs="Calibri" w:eastAsia="Calibri" w:hAnsi="Calibri"/>
+          <w:sz w:val="20"/>
+          <w:szCs w:val="20"/>
+        </w:rPr>
+        <w:t xml:space="preserve">Runner environment control: The deployment target is a Windows machine with Docker Desktop and specific tool versions (Trivy, Gitleaks, Maven, WSO2 MI base image). GitHub-hosted runners cannot be pre-configured with that environment; a self-hosted runner would have been required anyway, negating the zero-infrastructure advantage.</w:t>
+      </w:r>
+    </w:p>
+    <w:p>
+      <w:pPr>
+        <w:pStyle w:val="ListParagraph"/>
+      </w:pPr>
+      <w:r>
+        <w:rPr>
+          <w:rFonts w:ascii="Calibri" w:cs="Calibri" w:eastAsia="Calibri" w:hAnsi="Calibri"/>
+          <w:sz w:val="20"/>
+          <w:szCs w:val="20"/>
+        </w:rPr>
+        <w:t xml:space="preserve">Long-running credentials and agent identity: Jenkins agents connect with a persistent identity (wso2-dev-server), making it straightforward to bind Docker Desktop, a fixed Trivy cache directory, and the agent's Windows PATH to the same logical machine across runs.</w:t>
+      </w:r>
+    </w:p>
+    <w:p>
+      <w:pPr>
+        <w:pStyle w:val="ListParagraph"/>
+      </w:pPr>
+      <w:r>
+        <w:rPr>
+          <w:rFonts w:ascii="Calibri" w:cs="Calibri" w:eastAsia="Calibri" w:hAnsi="Calibri"/>
+          <w:sz w:val="20"/>
+          <w:szCs w:val="20"/>
+        </w:rPr>
+        <w:t xml:space="preserve">Multibranch Pipeline discovery: Jenkins' Multibranch Pipeline job automatically discovers every branch and pull request and runs the same Jenkinsfile with branch-aware logic. Replicating equivalent behavior in GitHub Actions requires careful workflow-trigger conditions and manual branch matrix management.</w:t>
+      </w:r>
+    </w:p>
+    <w:p>
+      <w:pPr>
+        <w:pStyle w:val="ListParagraph"/>
+      </w:pPr>
+      <w:r>
+        <w:rPr>
+          <w:rFonts w:ascii="Calibri" w:cs="Calibri" w:eastAsia="Calibri" w:hAnsi="Calibri"/>
+          <w:sz w:val="20"/>
+          <w:szCs w:val="20"/>
+        </w:rPr>
+        <w:t xml:space="preserve">Internship learning objectives: Gaining hands-on experience with Jenkins — the most widely deployed open-source CI/CD server in enterprise environments — was an explicit objective of the internship, making the migration educationally valuable beyond its technical merits.</w:t>
+      </w:r>
+    </w:p>
+    <w:p>
+      <w:pPr>
+        <w:pStyle w:val="Heading2"/>
+        <w:spacing w:after="160" w:before="280"/>
+      </w:pPr>
+      <w:r>
+        <w:rPr>
+          <w:rFonts w:ascii="Calibri" w:cs="Calibri" w:eastAsia="Calibri" w:hAnsi="Calibri"/>
+          <w:b/>
+          <w:bCs/>
+          <w:color w:val="1F4E78"/>
+          <w:sz w:val="26"/>
+          <w:szCs w:val="26"/>
+        </w:rPr>
+        <w:t xml:space="preserve">11.3 What Changed and What Was Preserved</w:t>
+      </w:r>
+    </w:p>
+    <w:p>
+      <w:pPr>
+        <w:spacing w:after="160" w:line="276"/>
+      </w:pPr>
+      <w:r>
+        <w:rPr>
+          <w:rFonts w:ascii="Calibri" w:cs="Calibri" w:eastAsia="Calibri" w:hAnsi="Calibri"/>
+          <w:sz w:val="21"/>
+          <w:szCs w:val="21"/>
+        </w:rPr>
+        <w:t xml:space="preserve">The migration preserved the overall pipeline intent — detect changed APIs, build CAR artifacts, package Docker images, deploy to a development container, run smoke tests, and gate releases behind an approval step — while replacing the execution engine and trigger mechanism:</w:t>
+      </w:r>
+    </w:p>
+    <w:tbl>
+      <w:tblPr>
+        <w:tblW w:type="dxa" w:w="9638"/>
+        <w:tblBorders>
+          <w:top w:val="single" w:color="BFBFBF" w:sz="4"/>
+          <w:left w:val="single" w:color="BFBFBF" w:sz="4"/>
+          <w:bottom w:val="single" w:color="BFBFBF" w:sz="4"/>
+          <w:right w:val="single" w:color="BFBFBF" w:sz="4"/>
+          <w:insideH w:val="single" w:color="auto" w:sz="4"/>
+          <w:insideV w:val="single" w:color="auto" w:sz="4"/>
+        </w:tblBorders>
+      </w:tblPr>
+      <w:tblGrid>
+        <w:gridCol w:w="2200"/>
+        <w:gridCol w:w="3700"/>
+        <w:gridCol w:w="3738"/>
+      </w:tblGrid>
+      <w:tr>
+        <w:trPr>
+          <w:tblHeader/>
+        </w:trPr>
+        <w:tc>
+          <w:tcPr>
+            <w:tcW w:type="dxa" w:w="2200"/>
+            <w:shd w:fill="D9E2F3" w:val="clear"/>
+            <w:tcMar>
+              <w:top w:type="dxa" w:w="80"/>
+              <w:left w:type="dxa" w:w="100"/>
+              <w:bottom w:type="dxa" w:w="80"/>
+              <w:right w:type="dxa" w:w="100"/>
+            </w:tcMar>
+            <w:vAlign w:val="center"/>
+          </w:tcPr>
+          <w:p>
+            <w:r>
+              <w:rPr>
+                <w:rFonts w:ascii="Calibri" w:cs="Calibri" w:eastAsia="Calibri" w:hAnsi="Calibri"/>
+                <w:b/>
+                <w:bCs/>
+                <w:sz w:val="20"/>
+                <w:szCs w:val="20"/>
+              </w:rPr>
+              <w:t xml:space="preserve">Concern</w:t>
+            </w:r>
+          </w:p>
+        </w:tc>
+        <w:tc>
+          <w:tcPr>
+            <w:tcW w:type="dxa" w:w="3700"/>
+            <w:shd w:fill="D9E2F3" w:val="clear"/>
+            <w:tcMar>
+              <w:top w:type="dxa" w:w="80"/>
+              <w:left w:type="dxa" w:w="100"/>
+              <w:bottom w:type="dxa" w:w="80"/>
+              <w:right w:type="dxa" w:w="100"/>
+            </w:tcMar>
+            <w:vAlign w:val="center"/>
+          </w:tcPr>
+          <w:p>
+            <w:r>
+              <w:rPr>
+                <w:rFonts w:ascii="Calibri" w:cs="Calibri" w:eastAsia="Calibri" w:hAnsi="Calibri"/>
+                <w:b/>
+                <w:bCs/>
+                <w:sz w:val="20"/>
+                <w:szCs w:val="20"/>
+              </w:rPr>
+              <w:t xml:space="preserve">GitHub Actions design</w:t>
+            </w:r>
+          </w:p>
+        </w:tc>
+        <w:tc>
+          <w:tcPr>
+            <w:tcW w:type="dxa" w:w="3738"/>
+            <w:shd w:fill="D9E2F3" w:val="clear"/>
+            <w:tcMar>
+              <w:top w:type="dxa" w:w="80"/>
+              <w:left w:type="dxa" w:w="100"/>
+              <w:bottom w:type="dxa" w:w="80"/>
+              <w:right w:type="dxa" w:w="100"/>
+            </w:tcMar>
+            <w:vAlign w:val="center"/>
+          </w:tcPr>
+          <w:p>
+            <w:r>
+              <w:rPr>
+                <w:rFonts w:ascii="Calibri" w:cs="Calibri" w:eastAsia="Calibri" w:hAnsi="Calibri"/>
+                <w:b/>
+                <w:bCs/>
+                <w:sz w:val="20"/>
+                <w:szCs w:val="20"/>
+              </w:rPr>
+              <w:t xml:space="preserve">Jenkins design (this document)</w:t>
+            </w:r>
+          </w:p>
+        </w:tc>
+      </w:tr>
+      <w:tr>
+        <w:tc>
+          <w:tcPr>
+            <w:tcW w:type="dxa" w:w="2200"/>
+            <w:tcMar>
+              <w:top w:type="dxa" w:w="80"/>
+              <w:left w:type="dxa" w:w="100"/>
+              <w:bottom w:type="dxa" w:w="80"/>
+              <w:right w:type="dxa" w:w="100"/>
+            </w:tcMar>
+            <w:vAlign w:val="center"/>
+          </w:tcPr>
+          <w:p>
+            <w:r>
+              <w:rPr>
+                <w:rFonts w:ascii="Calibri" w:cs="Calibri" w:eastAsia="Calibri" w:hAnsi="Calibri"/>
+                <w:b/>
+                <w:bCs/>
+                <w:sz w:val="20"/>
+                <w:szCs w:val="20"/>
+              </w:rPr>
+              <w:t xml:space="preserve">Trigger</w:t>
+            </w:r>
+          </w:p>
+        </w:tc>
+        <w:tc>
+          <w:tcPr>
+            <w:tcW w:type="dxa" w:w="3700"/>
+            <w:tcMar>
+              <w:top w:type="dxa" w:w="80"/>
+              <w:left w:type="dxa" w:w="100"/>
+              <w:bottom w:type="dxa" w:w="80"/>
+              <w:right w:type="dxa" w:w="100"/>
+            </w:tcMar>
+            <w:vAlign w:val="center"/>
+          </w:tcPr>
+          <w:p>
+            <w:r>
+              <w:rPr>
+                <w:rFonts w:ascii="Calibri" w:cs="Calibri" w:eastAsia="Calibri" w:hAnsi="Calibri"/>
+                <w:sz w:val="20"/>
+                <w:szCs w:val="20"/>
+              </w:rPr>
+              <w:t xml:space="preserve">on: push / pull_request events in workflow YAML</w:t>
+            </w:r>
+          </w:p>
+        </w:tc>
+        <w:tc>
+          <w:tcPr>
+            <w:tcW w:type="dxa" w:w="3738"/>
+            <w:tcMar>
+              <w:top w:type="dxa" w:w="80"/>
+              <w:left w:type="dxa" w:w="100"/>
+              <w:bottom w:type="dxa" w:w="80"/>
+              <w:right w:type="dxa" w:w="100"/>
+            </w:tcMar>
+            <w:vAlign w:val="center"/>
+          </w:tcPr>
+          <w:p>
+            <w:r>
+              <w:rPr>
+                <w:rFonts w:ascii="Calibri" w:cs="Calibri" w:eastAsia="Calibri" w:hAnsi="Calibri"/>
+                <w:sz w:val="20"/>
+                <w:szCs w:val="20"/>
+              </w:rPr>
+              <w:t xml:space="preserve">GitHub webhook → /github-webhook/ → Multibranch Pipeline</w:t>
+            </w:r>
+          </w:p>
+        </w:tc>
+      </w:tr>
+      <w:tr>
+        <w:tc>
+          <w:tcPr>
+            <w:tcW w:type="dxa" w:w="2200"/>
+            <w:tcMar>
+              <w:top w:type="dxa" w:w="80"/>
+              <w:left w:type="dxa" w:w="100"/>
+              <w:bottom w:type="dxa" w:w="80"/>
+              <w:right w:type="dxa" w:w="100"/>
+            </w:tcMar>
+            <w:vAlign w:val="center"/>
+          </w:tcPr>
+          <w:p>
+            <w:r>
+              <w:rPr>
+                <w:rFonts w:ascii="Calibri" w:cs="Calibri" w:eastAsia="Calibri" w:hAnsi="Calibri"/>
+                <w:b/>
+                <w:bCs/>
+                <w:sz w:val="20"/>
+                <w:szCs w:val="20"/>
+              </w:rPr>
+              <w:t xml:space="preserve">Pipeline definition</w:t>
+            </w:r>
+          </w:p>
+        </w:tc>
+        <w:tc>
+          <w:tcPr>
+            <w:tcW w:type="dxa" w:w="3700"/>
+            <w:tcMar>
+              <w:top w:type="dxa" w:w="80"/>
+              <w:left w:type="dxa" w:w="100"/>
+              <w:bottom w:type="dxa" w:w="80"/>
+              <w:right w:type="dxa" w:w="100"/>
+            </w:tcMar>
+            <w:vAlign w:val="center"/>
+          </w:tcPr>
+          <w:p>
+            <w:r>
+              <w:rPr>
+                <w:rFonts w:ascii="Calibri" w:cs="Calibri" w:eastAsia="Calibri" w:hAnsi="Calibri"/>
+                <w:sz w:val="20"/>
+                <w:szCs w:val="20"/>
+              </w:rPr>
+              <w:t xml:space="preserve">One or more .github/workflows/*.yml files</w:t>
+            </w:r>
+          </w:p>
+        </w:tc>
+        <w:tc>
+          <w:tcPr>
+            <w:tcW w:type="dxa" w:w="3738"/>
+            <w:tcMar>
+              <w:top w:type="dxa" w:w="80"/>
+              <w:left w:type="dxa" w:w="100"/>
+              <w:bottom w:type="dxa" w:w="80"/>
+              <w:right w:type="dxa" w:w="100"/>
+            </w:tcMar>
+            <w:vAlign w:val="center"/>
+          </w:tcPr>
+          <w:p>
+            <w:r>
+              <w:rPr>
+                <w:rFonts w:ascii="Calibri" w:cs="Calibri" w:eastAsia="Calibri" w:hAnsi="Calibri"/>
+                <w:sz w:val="20"/>
+                <w:szCs w:val="20"/>
+              </w:rPr>
+              <w:t xml:space="preserve">Single Jenkinsfile + reusable Groovy helpers under jenkins/lib/</w:t>
+            </w:r>
+          </w:p>
+        </w:tc>
+      </w:tr>
+      <w:tr>
+        <w:tc>
+          <w:tcPr>
+            <w:tcW w:type="dxa" w:w="2200"/>
+            <w:tcMar>
+              <w:top w:type="dxa" w:w="80"/>
+              <w:left w:type="dxa" w:w="100"/>
+              <w:bottom w:type="dxa" w:w="80"/>
+              <w:right w:type="dxa" w:w="100"/>
+            </w:tcMar>
+            <w:vAlign w:val="center"/>
+          </w:tcPr>
+          <w:p>
+            <w:r>
+              <w:rPr>
+                <w:rFonts w:ascii="Calibri" w:cs="Calibri" w:eastAsia="Calibri" w:hAnsi="Calibri"/>
+                <w:b/>
+                <w:bCs/>
+                <w:sz w:val="20"/>
+                <w:szCs w:val="20"/>
+              </w:rPr>
+              <w:t xml:space="preserve">Changed-API detection</w:t>
+            </w:r>
+          </w:p>
+        </w:tc>
+        <w:tc>
+          <w:tcPr>
+            <w:tcW w:type="dxa" w:w="3700"/>
+            <w:tcMar>
+              <w:top w:type="dxa" w:w="80"/>
+              <w:left w:type="dxa" w:w="100"/>
+              <w:bottom w:type="dxa" w:w="80"/>
+              <w:right w:type="dxa" w:w="100"/>
+            </w:tcMar>
+            <w:vAlign w:val="center"/>
+          </w:tcPr>
+          <w:p>
+            <w:r>
+              <w:rPr>
+                <w:rFonts w:ascii="Calibri" w:cs="Calibri" w:eastAsia="Calibri" w:hAnsi="Calibri"/>
+                <w:sz w:val="20"/>
+                <w:szCs w:val="20"/>
+              </w:rPr>
+              <w:t xml:space="preserve">git diff in a workflow step</w:t>
+            </w:r>
+          </w:p>
+        </w:tc>
+        <w:tc>
+          <w:tcPr>
+            <w:tcW w:type="dxa" w:w="3738"/>
+            <w:tcMar>
+              <w:top w:type="dxa" w:w="80"/>
+              <w:left w:type="dxa" w:w="100"/>
+              <w:bottom w:type="dxa" w:w="80"/>
+              <w:right w:type="dxa" w:w="100"/>
+            </w:tcMar>
+            <w:vAlign w:val="center"/>
+          </w:tcPr>
+          <w:p>
+            <w:r>
+              <w:rPr>
+                <w:rFonts w:ascii="Calibri" w:cs="Calibri" w:eastAsia="Calibri" w:hAnsi="Calibri"/>
+                <w:sz w:val="20"/>
+                <w:szCs w:val="20"/>
+              </w:rPr>
+              <w:t xml:space="preserve">detectChangedApis.groovy Groovy helper</w:t>
+            </w:r>
+          </w:p>
+        </w:tc>
+      </w:tr>
+      <w:tr>
+        <w:tc>
+          <w:tcPr>
+            <w:tcW w:type="dxa" w:w="2200"/>
+            <w:tcMar>
+              <w:top w:type="dxa" w:w="80"/>
+              <w:left w:type="dxa" w:w="100"/>
+              <w:bottom w:type="dxa" w:w="80"/>
+              <w:right w:type="dxa" w:w="100"/>
+            </w:tcMar>
+            <w:vAlign w:val="center"/>
+          </w:tcPr>
+          <w:p>
+            <w:r>
+              <w:rPr>
+                <w:rFonts w:ascii="Calibri" w:cs="Calibri" w:eastAsia="Calibri" w:hAnsi="Calibri"/>
+                <w:b/>
+                <w:bCs/>
+                <w:sz w:val="20"/>
+                <w:szCs w:val="20"/>
+              </w:rPr>
+              <w:t xml:space="preserve">Build environment</w:t>
+            </w:r>
+          </w:p>
+        </w:tc>
+        <w:tc>
+          <w:tcPr>
+            <w:tcW w:type="dxa" w:w="3700"/>
+            <w:tcMar>
+              <w:top w:type="dxa" w:w="80"/>
+              <w:left w:type="dxa" w:w="100"/>
+              <w:bottom w:type="dxa" w:w="80"/>
+              <w:right w:type="dxa" w:w="100"/>
+            </w:tcMar>
+            <w:vAlign w:val="center"/>
+          </w:tcPr>
+          <w:p>
+            <w:r>
+              <w:rPr>
+                <w:rFonts w:ascii="Calibri" w:cs="Calibri" w:eastAsia="Calibri" w:hAnsi="Calibri"/>
+                <w:sz w:val="20"/>
+                <w:szCs w:val="20"/>
+              </w:rPr>
+              <w:t xml:space="preserve">GitHub-hosted runner (ubuntu-latest)</w:t>
+            </w:r>
+          </w:p>
+        </w:tc>
+        <w:tc>
+          <w:tcPr>
+            <w:tcW w:type="dxa" w:w="3738"/>
+            <w:tcMar>
+              <w:top w:type="dxa" w:w="80"/>
+              <w:left w:type="dxa" w:w="100"/>
+              <w:bottom w:type="dxa" w:w="80"/>
+              <w:right w:type="dxa" w:w="100"/>
+            </w:tcMar>
+            <w:vAlign w:val="center"/>
+          </w:tcPr>
+          <w:p>
+            <w:r>
+              <w:rPr>
+                <w:rFonts w:ascii="Calibri" w:cs="Calibri" w:eastAsia="Calibri" w:hAnsi="Calibri"/>
+                <w:sz w:val="20"/>
+                <w:szCs w:val="20"/>
+              </w:rPr>
+              <w:t xml:space="preserve">Windows Jenkins agent labeled wso2-dev-server</w:t>
+            </w:r>
+          </w:p>
+        </w:tc>
+      </w:tr>
+      <w:tr>
+        <w:tc>
+          <w:tcPr>
+            <w:tcW w:type="dxa" w:w="2200"/>
+            <w:tcMar>
+              <w:top w:type="dxa" w:w="80"/>
+              <w:left w:type="dxa" w:w="100"/>
+              <w:bottom w:type="dxa" w:w="80"/>
+              <w:right w:type="dxa" w:w="100"/>
+            </w:tcMar>
+            <w:vAlign w:val="center"/>
+          </w:tcPr>
+          <w:p>
+            <w:r>
+              <w:rPr>
+                <w:rFonts w:ascii="Calibri" w:cs="Calibri" w:eastAsia="Calibri" w:hAnsi="Calibri"/>
+                <w:b/>
+                <w:bCs/>
+                <w:sz w:val="20"/>
+                <w:szCs w:val="20"/>
+              </w:rPr>
+              <w:t xml:space="preserve">Secret management</w:t>
+            </w:r>
+          </w:p>
+        </w:tc>
+        <w:tc>
+          <w:tcPr>
+            <w:tcW w:type="dxa" w:w="3700"/>
+            <w:tcMar>
+              <w:top w:type="dxa" w:w="80"/>
+              <w:left w:type="dxa" w:w="100"/>
+              <w:bottom w:type="dxa" w:w="80"/>
+              <w:right w:type="dxa" w:w="100"/>
+            </w:tcMar>
+            <w:vAlign w:val="center"/>
+          </w:tcPr>
+          <w:p>
+            <w:r>
+              <w:rPr>
+                <w:rFonts w:ascii="Calibri" w:cs="Calibri" w:eastAsia="Calibri" w:hAnsi="Calibri"/>
+                <w:sz w:val="20"/>
+                <w:szCs w:val="20"/>
+              </w:rPr>
+              <w:t xml:space="preserve">GitHub Actions secrets</w:t>
+            </w:r>
+          </w:p>
+        </w:tc>
+        <w:tc>
+          <w:tcPr>
+            <w:tcW w:type="dxa" w:w="3738"/>
+            <w:tcMar>
+              <w:top w:type="dxa" w:w="80"/>
+              <w:left w:type="dxa" w:w="100"/>
+              <w:bottom w:type="dxa" w:w="80"/>
+              <w:right w:type="dxa" w:w="100"/>
+            </w:tcMar>
+            <w:vAlign w:val="center"/>
+          </w:tcPr>
+          <w:p>
+            <w:r>
+              <w:rPr>
+                <w:rFonts w:ascii="Calibri" w:cs="Calibri" w:eastAsia="Calibri" w:hAnsi="Calibri"/>
+                <w:sz w:val="20"/>
+                <w:szCs w:val="20"/>
+              </w:rPr>
+              <w:t xml:space="preserve">Jenkins Credentials store</w:t>
+            </w:r>
+          </w:p>
+        </w:tc>
+      </w:tr>
+      <w:tr>
+        <w:tc>
+          <w:tcPr>
+            <w:tcW w:type="dxa" w:w="2200"/>
+            <w:tcMar>
+              <w:top w:type="dxa" w:w="80"/>
+              <w:left w:type="dxa" w:w="100"/>
+              <w:bottom w:type="dxa" w:w="80"/>
+              <w:right w:type="dxa" w:w="100"/>
+            </w:tcMar>
+            <w:vAlign w:val="center"/>
+          </w:tcPr>
+          <w:p>
+            <w:r>
+              <w:rPr>
+                <w:rFonts w:ascii="Calibri" w:cs="Calibri" w:eastAsia="Calibri" w:hAnsi="Calibri"/>
+                <w:b/>
+                <w:bCs/>
+                <w:sz w:val="20"/>
+                <w:szCs w:val="20"/>
+              </w:rPr>
+              <w:t xml:space="preserve">Docker operations</w:t>
+            </w:r>
+          </w:p>
+        </w:tc>
+        <w:tc>
+          <w:tcPr>
+            <w:tcW w:type="dxa" w:w="3700"/>
+            <w:tcMar>
+              <w:top w:type="dxa" w:w="80"/>
+              <w:left w:type="dxa" w:w="100"/>
+              <w:bottom w:type="dxa" w:w="80"/>
+              <w:right w:type="dxa" w:w="100"/>
+            </w:tcMar>
+            <w:vAlign w:val="center"/>
+          </w:tcPr>
+          <w:p>
+            <w:r>
+              <w:rPr>
+                <w:rFonts w:ascii="Calibri" w:cs="Calibri" w:eastAsia="Calibri" w:hAnsi="Calibri"/>
+                <w:sz w:val="20"/>
+                <w:szCs w:val="20"/>
+              </w:rPr>
+              <w:t xml:space="preserve">docker/build-push-action</w:t>
+            </w:r>
+          </w:p>
+        </w:tc>
+        <w:tc>
+          <w:tcPr>
+            <w:tcW w:type="dxa" w:w="3738"/>
+            <w:tcMar>
+              <w:top w:type="dxa" w:w="80"/>
+              <w:left w:type="dxa" w:w="100"/>
+              <w:bottom w:type="dxa" w:w="80"/>
+              <w:right w:type="dxa" w:w="100"/>
+            </w:tcMar>
+            <w:vAlign w:val="center"/>
+          </w:tcPr>
+          <w:p>
+            <w:r>
+              <w:rPr>
+                <w:rFonts w:ascii="Calibri" w:cs="Calibri" w:eastAsia="Calibri" w:hAnsi="Calibri"/>
+                <w:sz w:val="20"/>
+                <w:szCs w:val="20"/>
+              </w:rPr>
+              <w:t xml:space="preserve">Docker CLI called directly in Groovy pipeline steps</w:t>
+            </w:r>
+          </w:p>
+        </w:tc>
+      </w:tr>
+      <w:tr>
+        <w:tc>
+          <w:tcPr>
+            <w:tcW w:type="dxa" w:w="2200"/>
+            <w:tcMar>
+              <w:top w:type="dxa" w:w="80"/>
+              <w:left w:type="dxa" w:w="100"/>
+              <w:bottom w:type="dxa" w:w="80"/>
+              <w:right w:type="dxa" w:w="100"/>
+            </w:tcMar>
+            <w:vAlign w:val="center"/>
+          </w:tcPr>
+          <w:p>
+            <w:r>
+              <w:rPr>
+                <w:rFonts w:ascii="Calibri" w:cs="Calibri" w:eastAsia="Calibri" w:hAnsi="Calibri"/>
+                <w:b/>
+                <w:bCs/>
+                <w:sz w:val="20"/>
+                <w:szCs w:val="20"/>
+              </w:rPr>
+              <w:t xml:space="preserve">Branch behavior</w:t>
+            </w:r>
+          </w:p>
+        </w:tc>
+        <w:tc>
+          <w:tcPr>
+            <w:tcW w:type="dxa" w:w="3700"/>
+            <w:tcMar>
+              <w:top w:type="dxa" w:w="80"/>
+              <w:left w:type="dxa" w:w="100"/>
+              <w:bottom w:type="dxa" w:w="80"/>
+              <w:right w:type="dxa" w:w="100"/>
+            </w:tcMar>
+            <w:vAlign w:val="center"/>
+          </w:tcPr>
+          <w:p>
+            <w:r>
+              <w:rPr>
+                <w:rFonts w:ascii="Calibri" w:cs="Calibri" w:eastAsia="Calibri" w:hAnsi="Calibri"/>
+                <w:sz w:val="20"/>
+                <w:szCs w:val="20"/>
+              </w:rPr>
+              <w:t xml:space="preserve">Separate workflow files or job conditions per branch</w:t>
+            </w:r>
+          </w:p>
+        </w:tc>
+        <w:tc>
+          <w:tcPr>
+            <w:tcW w:type="dxa" w:w="3738"/>
+            <w:tcMar>
+              <w:top w:type="dxa" w:w="80"/>
+              <w:left w:type="dxa" w:w="100"/>
+              <w:bottom w:type="dxa" w:w="80"/>
+              <w:right w:type="dxa" w:w="100"/>
+            </w:tcMar>
+            <w:vAlign w:val="center"/>
+          </w:tcPr>
+          <w:p>
+            <w:r>
+              <w:rPr>
+                <w:rFonts w:ascii="Calibri" w:cs="Calibri" w:eastAsia="Calibri" w:hAnsi="Calibri"/>
+                <w:sz w:val="20"/>
+                <w:szCs w:val="20"/>
+              </w:rPr>
+              <w:t xml:space="preserve">Single Jenkinsfile with branch-conditional stages</w:t>
+            </w:r>
+          </w:p>
+        </w:tc>
+      </w:tr>
+      <w:tr>
+        <w:tc>
+          <w:tcPr>
+            <w:tcW w:type="dxa" w:w="2200"/>
+            <w:tcMar>
+              <w:top w:type="dxa" w:w="80"/>
+              <w:left w:type="dxa" w:w="100"/>
+              <w:bottom w:type="dxa" w:w="80"/>
+              <w:right w:type="dxa" w:w="100"/>
+            </w:tcMar>
+            <w:vAlign w:val="center"/>
+          </w:tcPr>
+          <w:p>
+            <w:r>
+              <w:rPr>
+                <w:rFonts w:ascii="Calibri" w:cs="Calibri" w:eastAsia="Calibri" w:hAnsi="Calibri"/>
+                <w:b/>
+                <w:bCs/>
+                <w:sz w:val="20"/>
+                <w:szCs w:val="20"/>
+              </w:rPr>
+              <w:t xml:space="preserve">Approval gate</w:t>
+            </w:r>
+          </w:p>
+        </w:tc>
+        <w:tc>
+          <w:tcPr>
+            <w:tcW w:type="dxa" w:w="3700"/>
+            <w:tcMar>
+              <w:top w:type="dxa" w:w="80"/>
+              <w:left w:type="dxa" w:w="100"/>
+              <w:bottom w:type="dxa" w:w="80"/>
+              <w:right w:type="dxa" w:w="100"/>
+            </w:tcMar>
+            <w:vAlign w:val="center"/>
+          </w:tcPr>
+          <w:p>
+            <w:r>
+              <w:rPr>
+                <w:rFonts w:ascii="Calibri" w:cs="Calibri" w:eastAsia="Calibri" w:hAnsi="Calibri"/>
+                <w:sz w:val="20"/>
+                <w:szCs w:val="20"/>
+              </w:rPr>
+              <w:t xml:space="preserve">environment: protection rule</w:t>
+            </w:r>
+          </w:p>
+        </w:tc>
+        <w:tc>
+          <w:tcPr>
+            <w:tcW w:type="dxa" w:w="3738"/>
+            <w:tcMar>
+              <w:top w:type="dxa" w:w="80"/>
+              <w:left w:type="dxa" w:w="100"/>
+              <w:bottom w:type="dxa" w:w="80"/>
+              <w:right w:type="dxa" w:w="100"/>
+            </w:tcMar>
+            <w:vAlign w:val="center"/>
+          </w:tcPr>
+          <w:p>
+            <w:r>
+              <w:rPr>
+                <w:rFonts w:ascii="Calibri" w:cs="Calibri" w:eastAsia="Calibri" w:hAnsi="Calibri"/>
+                <w:sz w:val="20"/>
+                <w:szCs w:val="20"/>
+              </w:rPr>
+              <w:t xml:space="preserve">input step inside the main stage</w:t>
+            </w:r>
+          </w:p>
+        </w:tc>
+      </w:tr>
+    </w:tbl>
+    <w:p>
+      <w:pPr>
+        <w:spacing w:after="160" w:line="276"/>
+      </w:pPr>
+      <w:r>
+        <w:rPr>
+          <w:rFonts w:ascii="Calibri" w:cs="Calibri" w:eastAsia="Calibri" w:hAnsi="Calibri"/>
+          <w:sz w:val="21"/>
+          <w:szCs w:val="21"/>
+        </w:rPr>
+        <w:t xml:space="preserve">The GitHub Actions design is not reproduced in detail elsewhere in this document. This section exists to give readers and future maintainers the context to understand why the pipeline is Jenkins-based and how it relates to the earlier iteration described in initial project documentation.</w:t>
+      </w:r>
+    </w:p>
     <w:p>
       <w:pPr>
         <w:pStyle w:val="Heading1"/>
